--- a/competition/1_萬潤2026創新創意競賽/作品構想書_江芸萱.docx
+++ b/competition/1_萬潤2026創新創意競賽/作品構想書_江芸萱.docx
@@ -1,6 +1,6 @@
 
 <file path=word/document.xml><?xml version="1.0" encoding="utf-8"?>
-<w:document xmlns:wpc="http://schemas.microsoft.com/office/word/2010/wordprocessingCanvas" xmlns:cx="http://schemas.microsoft.com/office/drawing/2014/chartex" xmlns:cx1="http://schemas.microsoft.com/office/drawing/2015/9/8/chartex" xmlns:cx2="http://schemas.microsoft.com/office/drawing/2015/10/21/chartex" xmlns:cx3="http://schemas.microsoft.com/office/drawing/2016/5/9/chartex" xmlns:cx4="http://schemas.microsoft.com/office/drawing/2016/5/10/chartex" xmlns:cx5="http://schemas.microsoft.com/office/drawing/2016/5/11/chartex" xmlns:cx6="http://schemas.microsoft.com/office/drawing/2016/5/12/chartex" xmlns:cx7="http://schemas.microsoft.com/office/drawing/2016/5/13/chartex" xmlns:cx8="http://schemas.microsoft.com/office/drawing/2016/5/14/chartex" xmlns:mc="http://schemas.openxmlformats.org/markup-compatibility/2006" xmlns:aink="http://schemas.microsoft.com/office/drawing/2016/ink" xmlns:am3d="http://schemas.microsoft.com/office/drawing/2017/model3d" xmlns:o="urn:schemas-microsoft-com:office:office" xmlns:oel="http://schemas.microsoft.com/office/2019/extlst" xmlns:r="http://schemas.openxmlformats.org/officeDocument/2006/relationships" xmlns:m="http://schemas.openxmlformats.org/officeDocument/2006/math" xmlns:v="urn:schemas-microsoft-com:vml" xmlns:wp14="http://schemas.microsoft.com/office/word/2010/wordprocessingDrawing" xmlns:wp="http://schemas.openxmlformats.org/drawingml/2006/wordprocessingDrawing" xmlns:w10="urn:schemas-microsoft-com:office:word" xmlns:w="http://schemas.openxmlformats.org/wordprocessingml/2006/main" xmlns:w14="http://schemas.microsoft.com/office/word/2010/wordml" xmlns:w15="http://schemas.microsoft.com/office/word/2012/wordml" xmlns:w16cex="http://schemas.microsoft.com/office/word/2018/wordml/cex" xmlns:w16cid="http://schemas.microsoft.com/office/word/2016/wordml/cid" xmlns:w16="http://schemas.microsoft.com/office/word/2018/wordml" xmlns:w16du="http://schemas.microsoft.com/office/word/2023/wordml/word16du" xmlns:w16sdtdh="http://schemas.microsoft.com/office/word/2020/wordml/sdtdatahash" xmlns:w16sdtfl="http://schemas.microsoft.com/office/word/2024/wordml/sdtformatlock" xmlns:w16se="http://schemas.microsoft.com/office/word/2015/wordml/symex" xmlns:wpg="http://schemas.microsoft.com/office/word/2010/wordprocessingGroup" xmlns:wpi="http://schemas.microsoft.com/office/word/2010/wordprocessingInk" xmlns:wne="http://schemas.microsoft.com/office/word/2006/wordml" xmlns:wps="http://schemas.microsoft.com/office/word/2010/wordprocessingShape" mc:Ignorable="w14 w15 w16se w16cid w16 w16cex w16sdtdh w16sdtfl w16du wp14">
+<w:document xmlns:wpc="http://schemas.microsoft.com/office/word/2010/wordprocessingCanvas" xmlns:cx="http://schemas.microsoft.com/office/drawing/2014/chartex" xmlns:mc="http://schemas.openxmlformats.org/markup-compatibility/2006" xmlns:o="urn:schemas-microsoft-com:office:office" xmlns:r="http://schemas.openxmlformats.org/officeDocument/2006/relationships" xmlns:m="http://schemas.openxmlformats.org/officeDocument/2006/math" xmlns:v="urn:schemas-microsoft-com:vml" xmlns:wp14="http://schemas.microsoft.com/office/word/2010/wordprocessingDrawing" xmlns:wp="http://schemas.openxmlformats.org/drawingml/2006/wordprocessingDrawing" xmlns:w10="urn:schemas-microsoft-com:office:word" xmlns:w="http://schemas.openxmlformats.org/wordprocessingml/2006/main" xmlns:w14="http://schemas.microsoft.com/office/word/2010/wordml" xmlns:w15="http://schemas.microsoft.com/office/word/2012/wordml" xmlns:w16se="http://schemas.microsoft.com/office/word/2015/wordml/symex" xmlns:wpg="http://schemas.microsoft.com/office/word/2010/wordprocessingGroup" xmlns:wpi="http://schemas.microsoft.com/office/word/2010/wordprocessingInk" xmlns:wne="http://schemas.microsoft.com/office/word/2006/wordml" xmlns:wps="http://schemas.microsoft.com/office/word/2010/wordprocessingShape" mc:Ignorable="w14 w15 w16se wp14">
   <w:body>
     <w:p>
       <w:pPr>
@@ -339,7 +339,7 @@
                               <w:txbxContent>
                                 <w:p>
                                   <w:pPr>
-                                    <w:pStyle w:val="af6"/>
+                                    <w:pStyle w:val="af5"/>
                                     <w:jc w:val="center"/>
                                     <w:rPr>
                                       <w:rFonts w:eastAsia="標楷體"/>
@@ -461,7 +461,7 @@
                     </wp:anchor>
                   </w:drawing>
                 </mc:Choice>
-                <mc:Fallback>
+                <mc:Fallback xmlns:w16sdtfl="http://schemas.microsoft.com/office/word/2024/wordml/sdtformatlock" xmlns:w16sdtdh="http://schemas.microsoft.com/office/word/2020/wordml/sdtdatahash" xmlns:w16du="http://schemas.microsoft.com/office/word/2023/wordml/word16du" xmlns:w16="http://schemas.microsoft.com/office/word/2018/wordml" xmlns:w16cid="http://schemas.microsoft.com/office/word/2016/wordml/cid" xmlns:w16cex="http://schemas.microsoft.com/office/word/2018/wordml/cex" xmlns:oel="http://schemas.microsoft.com/office/2019/extlst" xmlns:am3d="http://schemas.microsoft.com/office/drawing/2017/model3d" xmlns:aink="http://schemas.microsoft.com/office/drawing/2016/ink" xmlns:cx8="http://schemas.microsoft.com/office/drawing/2016/5/14/chartex" xmlns:cx7="http://schemas.microsoft.com/office/drawing/2016/5/13/chartex" xmlns:cx6="http://schemas.microsoft.com/office/drawing/2016/5/12/chartex" xmlns:cx5="http://schemas.microsoft.com/office/drawing/2016/5/11/chartex" xmlns:cx4="http://schemas.microsoft.com/office/drawing/2016/5/10/chartex" xmlns:cx3="http://schemas.microsoft.com/office/drawing/2016/5/9/chartex" xmlns:cx2="http://schemas.microsoft.com/office/drawing/2015/10/21/chartex" xmlns:cx1="http://schemas.microsoft.com/office/drawing/2015/9/8/chartex">
                   <w:pict>
                     <v:shapetype w14:anchorId="2A5F2A9E" id="_x0000_t202" coordsize="21600,21600" o:spt="202" path="m,l,21600r21600,l21600,xe">
                       <v:stroke joinstyle="miter"/>
@@ -1058,7 +1058,7 @@
                               <w:txbxContent>
                                 <w:p>
                                   <w:pPr>
-                                    <w:pStyle w:val="af6"/>
+                                    <w:pStyle w:val="af5"/>
                                     <w:jc w:val="center"/>
                                     <w:rPr>
                                       <w:rFonts w:eastAsia="標楷體"/>
@@ -1186,7 +1186,7 @@
                     </wp:anchor>
                   </w:drawing>
                 </mc:Choice>
-                <mc:Fallback>
+                <mc:Fallback xmlns:w16sdtfl="http://schemas.microsoft.com/office/word/2024/wordml/sdtformatlock" xmlns:w16sdtdh="http://schemas.microsoft.com/office/word/2020/wordml/sdtdatahash" xmlns:w16du="http://schemas.microsoft.com/office/word/2023/wordml/word16du" xmlns:w16="http://schemas.microsoft.com/office/word/2018/wordml" xmlns:w16cid="http://schemas.microsoft.com/office/word/2016/wordml/cid" xmlns:w16cex="http://schemas.microsoft.com/office/word/2018/wordml/cex" xmlns:oel="http://schemas.microsoft.com/office/2019/extlst" xmlns:am3d="http://schemas.microsoft.com/office/drawing/2017/model3d" xmlns:aink="http://schemas.microsoft.com/office/drawing/2016/ink" xmlns:cx8="http://schemas.microsoft.com/office/drawing/2016/5/14/chartex" xmlns:cx7="http://schemas.microsoft.com/office/drawing/2016/5/13/chartex" xmlns:cx6="http://schemas.microsoft.com/office/drawing/2016/5/12/chartex" xmlns:cx5="http://schemas.microsoft.com/office/drawing/2016/5/11/chartex" xmlns:cx4="http://schemas.microsoft.com/office/drawing/2016/5/10/chartex" xmlns:cx3="http://schemas.microsoft.com/office/drawing/2016/5/9/chartex" xmlns:cx2="http://schemas.microsoft.com/office/drawing/2015/10/21/chartex" xmlns:cx1="http://schemas.microsoft.com/office/drawing/2015/9/8/chartex">
                   <w:pict>
                     <v:shape w14:anchorId="60ACCB3A" id="_x0000_s1027" type="#_x0000_t202" style="position:absolute;left:0;text-align:left;margin-left:-.4pt;margin-top:211.4pt;width:483.3pt;height:.05pt;z-index:251670528;visibility:visible;mso-wrap-style:square;mso-width-percent:0;mso-height-percent:0;mso-wrap-distance-left:9pt;mso-wrap-distance-top:0;mso-wrap-distance-right:9pt;mso-wrap-distance-bottom:0;mso-position-horizontal:absolute;mso-position-horizontal-relative:text;mso-position-vertical:absolute;mso-position-vertical-relative:text;mso-width-percent:0;mso-height-percent:0;mso-width-relative:margin;mso-height-relative:margin;v-text-anchor:top" o:gfxdata="UEsDBBQABgAIAAAAIQC2gziS/gAAAOEBAAATAAAAW0NvbnRlbnRfVHlwZXNdLnhtbJSRQU7DMBBF&#10;90jcwfIWJU67QAgl6YK0S0CoHGBkTxKLZGx5TGhvj5O2G0SRWNoz/78nu9wcxkFMGNg6quQqL6RA&#10;0s5Y6ir5vt9lD1JwBDIwOMJKHpHlpr69KfdHjyxSmriSfYz+USnWPY7AufNIadK6MEJMx9ApD/oD&#10;OlTrorhX2lFEilmcO2RdNtjC5xDF9pCuTyYBB5bi6bQ4syoJ3g9WQ0ymaiLzg5KdCXlKLjvcW893&#10;SUOqXwnz5DrgnHtJTxOsQfEKIT7DmDSUCaxw7Rqn8787ZsmRM9e2VmPeBN4uqYvTtW7jvijg9N/y&#10;JsXecLq0q+WD6m8AAAD//wMAUEsDBBQABgAIAAAAIQA4/SH/1gAAAJQBAAALAAAAX3JlbHMvLnJl&#10;bHOkkMFqwzAMhu+DvYPRfXGawxijTi+j0GvpHsDYimMaW0Yy2fr2M4PBMnrbUb/Q94l/f/hMi1qR&#10;JVI2sOt6UJgd+ZiDgffL8ekFlFSbvV0oo4EbChzGx4f9GRdb25HMsYhqlCwG5lrLq9biZkxWOiqY&#10;22YiTra2kYMu1l1tQD30/bPm3wwYN0x18gb45AdQl1tp5j/sFB2T0FQ7R0nTNEV3j6o9feQzro1i&#10;OWA14Fm+Q8a1a8+Bvu/d/dMb2JY5uiPbhG/ktn4cqGU/er3pcvwCAAD//wMAUEsDBBQABgAIAAAA&#10;IQDOCr3mGAIAAD8EAAAOAAAAZHJzL2Uyb0RvYy54bWysU8Fu2zAMvQ/YPwi6L05aLFuNOEWWIsOA&#10;oi2QDj0rshwLkEWNUmJnXz9KtpOu22nYRaZJihTfe1zcdo1hR4Vegy34bDLlTFkJpbb7gn9/3nz4&#10;zJkPwpbCgFUFPynPb5fv3y1al6srqMGUChkVsT5vXcHrEFyeZV7WqhF+Ak5ZClaAjQj0i/usRNFS&#10;9cZkV9PpPGsBS4cglffkveuDfJnqV5WS4bGqvArMFJzeFtKJ6dzFM1suRL5H4Woth2eIf3hFI7Sl&#10;pudSdyIIdkD9R6lGSwQPVZhIaDKoKi1VmoGmmU3fTLOthVNpFgLHuzNM/v+VlQ/HrXtCFrov0BGB&#10;EZDW+dyTM87TVdjEL72UUZwgPJ1hU11gkpzz2fWnmxmFJMXm1x9jjexy1aEPXxU0LBoFR+IkQSWO&#10;9z70qWNK7OTB6HKjjYk/MbA2yI6C+GtrHdRQ/LcsY2OuhXirLxg92WWOaIVu1zFdvppxB+WJRkfo&#10;VeGd3Gjqdy98eBJIMqCRSNrhkY7KQFtwGCzOasCff/PHfGKHopy1JKuC+x8HgYoz880Sb1GDo4Gj&#10;sRsNe2jWQJPOaGmcTCZdwGBGs0JoXkjxq9iFQsJK6lXwMJrr0IubNkaq1SolkdKcCPd262QsPeL6&#10;3L0IdAMrgch8gFFwIn9DTp+b6HGrQyCkE3MR1x7FAW5SaeJ+2Ki4Bq//U9Zl75e/AAAA//8DAFBL&#10;AwQUAAYACAAAACEAFXZN6t8AAAAJAQAADwAAAGRycy9kb3ducmV2LnhtbEyPMU/DMBCFdyT+g3VI&#10;LIg6hBC1IU5VVTDAUhG6dHNjNw7E58h22vDvuXaB7d2907vvlcvJ9uyofegcCniYJcA0Nk512ArY&#10;fr7ez4GFKFHJ3qEW8KMDLKvrq1IWyp3wQx/r2DIKwVBIASbGoeA8NEZbGWZu0EjewXkrI42+5crL&#10;E4XbnqdJknMrO6QPRg56bXTzXY9WwCbbbczdeHh5X2WP/m07rvOvthbi9mZaPQOLeop/x3DGJ3So&#10;iGnvRlSB9QLO4FFAlqYkyF/kTyT2l80CeFXy/w2qXwAAAP//AwBQSwECLQAUAAYACAAAACEAtoM4&#10;kv4AAADhAQAAEwAAAAAAAAAAAAAAAAAAAAAAW0NvbnRlbnRfVHlwZXNdLnhtbFBLAQItABQABgAI&#10;AAAAIQA4/SH/1gAAAJQBAAALAAAAAAAAAAAAAAAAAC8BAABfcmVscy8ucmVsc1BLAQItABQABgAI&#10;AAAAIQDOCr3mGAIAAD8EAAAOAAAAAAAAAAAAAAAAAC4CAABkcnMvZTJvRG9jLnhtbFBLAQItABQA&#10;BgAIAAAAIQAVdk3q3wAAAAkBAAAPAAAAAAAAAAAAAAAAAHIEAABkcnMvZG93bnJldi54bWxQSwUG&#10;AAAAAAQABADzAAAAfgUAAAAA&#10;" stroked="f">
                       <v:textbox style="mso-fit-shape-to-text:t" inset="0,0,0,0">
@@ -1574,7 +1574,7 @@
                             <a:tailEnd type="none" w="med" len="med"/>
                             <a:extLst>
                               <a:ext uri="{C807C97D-BFC1-408E-A445-0C87EB9F89A2}">
-                                <ask:lineSketchStyleProps xmlns:ask="http://schemas.microsoft.com/office/drawing/2018/sketchyshapes" sd="0">
+                                <ask:lineSketchStyleProps xmlns:ask="http://schemas.microsoft.com/office/drawing/2018/sketchyshapes" xmlns:w16sdtfl="http://schemas.microsoft.com/office/word/2024/wordml/sdtformatlock" xmlns:w16sdtdh="http://schemas.microsoft.com/office/word/2020/wordml/sdtdatahash" xmlns:w16du="http://schemas.microsoft.com/office/word/2023/wordml/word16du" xmlns:w16="http://schemas.microsoft.com/office/word/2018/wordml" xmlns:w16cid="http://schemas.microsoft.com/office/word/2016/wordml/cid" xmlns:w16cex="http://schemas.microsoft.com/office/word/2018/wordml/cex" xmlns:w="http://schemas.openxmlformats.org/wordprocessingml/2006/main" xmlns:w10="urn:schemas-microsoft-com:office:word" xmlns:v="urn:schemas-microsoft-com:vml" xmlns:oel="http://schemas.microsoft.com/office/2019/extlst" xmlns:o="urn:schemas-microsoft-com:office:office" xmlns:am3d="http://schemas.microsoft.com/office/drawing/2017/model3d" xmlns:aink="http://schemas.microsoft.com/office/drawing/2016/ink" xmlns:cx8="http://schemas.microsoft.com/office/drawing/2016/5/14/chartex" xmlns:cx7="http://schemas.microsoft.com/office/drawing/2016/5/13/chartex" xmlns:cx6="http://schemas.microsoft.com/office/drawing/2016/5/12/chartex" xmlns:cx5="http://schemas.microsoft.com/office/drawing/2016/5/11/chartex" xmlns:cx4="http://schemas.microsoft.com/office/drawing/2016/5/10/chartex" xmlns:cx3="http://schemas.microsoft.com/office/drawing/2016/5/9/chartex" xmlns:cx2="http://schemas.microsoft.com/office/drawing/2015/10/21/chartex" xmlns:cx1="http://schemas.microsoft.com/office/drawing/2015/9/8/chartex" xmlns="" sd="0">
                                   <a:custGeom>
                                     <a:avLst/>
                                     <a:gdLst/>
@@ -1654,7 +1654,7 @@
                               <w:txbxContent>
                                 <w:p>
                                   <w:pPr>
-                                    <w:pStyle w:val="af6"/>
+                                    <w:pStyle w:val="af5"/>
                                     <w:jc w:val="center"/>
                                     <w:rPr>
                                       <w:rFonts w:eastAsia="標楷體"/>
@@ -1782,7 +1782,7 @@
                     </wp:anchor>
                   </w:drawing>
                 </mc:Choice>
-                <mc:Fallback>
+                <mc:Fallback xmlns:w16sdtfl="http://schemas.microsoft.com/office/word/2024/wordml/sdtformatlock" xmlns:w16sdtdh="http://schemas.microsoft.com/office/word/2020/wordml/sdtdatahash" xmlns:w16du="http://schemas.microsoft.com/office/word/2023/wordml/word16du" xmlns:w16="http://schemas.microsoft.com/office/word/2018/wordml" xmlns:w16cid="http://schemas.microsoft.com/office/word/2016/wordml/cid" xmlns:w16cex="http://schemas.microsoft.com/office/word/2018/wordml/cex" xmlns:oel="http://schemas.microsoft.com/office/2019/extlst" xmlns:am3d="http://schemas.microsoft.com/office/drawing/2017/model3d" xmlns:aink="http://schemas.microsoft.com/office/drawing/2016/ink" xmlns:cx8="http://schemas.microsoft.com/office/drawing/2016/5/14/chartex" xmlns:cx7="http://schemas.microsoft.com/office/drawing/2016/5/13/chartex" xmlns:cx6="http://schemas.microsoft.com/office/drawing/2016/5/12/chartex" xmlns:cx5="http://schemas.microsoft.com/office/drawing/2016/5/11/chartex" xmlns:cx4="http://schemas.microsoft.com/office/drawing/2016/5/10/chartex" xmlns:cx3="http://schemas.microsoft.com/office/drawing/2016/5/9/chartex" xmlns:cx2="http://schemas.microsoft.com/office/drawing/2015/10/21/chartex" xmlns:cx1="http://schemas.microsoft.com/office/drawing/2015/9/8/chartex">
                   <w:pict>
                     <v:shape w14:anchorId="58BBDA04" id="_x0000_s1028" type="#_x0000_t202" style="position:absolute;left:0;text-align:left;margin-left:0;margin-top:11.35pt;width:483.3pt;height:.05pt;z-index:251671552;visibility:visible;mso-wrap-style:square;mso-width-percent:0;mso-height-percent:0;mso-wrap-distance-left:9pt;mso-wrap-distance-top:0;mso-wrap-distance-right:9pt;mso-wrap-distance-bottom:0;mso-position-horizontal:absolute;mso-position-horizontal-relative:text;mso-position-vertical:absolute;mso-position-vertical-relative:text;mso-width-percent:0;mso-height-percent:0;mso-width-relative:margin;mso-height-relative:margin;v-text-anchor:top" o:gfxdata="UEsDBBQABgAIAAAAIQC2gziS/gAAAOEBAAATAAAAW0NvbnRlbnRfVHlwZXNdLnhtbJSRQU7DMBBF&#10;90jcwfIWJU67QAgl6YK0S0CoHGBkTxKLZGx5TGhvj5O2G0SRWNoz/78nu9wcxkFMGNg6quQqL6RA&#10;0s5Y6ir5vt9lD1JwBDIwOMJKHpHlpr69KfdHjyxSmriSfYz+USnWPY7AufNIadK6MEJMx9ApD/oD&#10;OlTrorhX2lFEilmcO2RdNtjC5xDF9pCuTyYBB5bi6bQ4syoJ3g9WQ0ymaiLzg5KdCXlKLjvcW893&#10;SUOqXwnz5DrgnHtJTxOsQfEKIT7DmDSUCaxw7Rqn8787ZsmRM9e2VmPeBN4uqYvTtW7jvijg9N/y&#10;JsXecLq0q+WD6m8AAAD//wMAUEsDBBQABgAIAAAAIQA4/SH/1gAAAJQBAAALAAAAX3JlbHMvLnJl&#10;bHOkkMFqwzAMhu+DvYPRfXGawxijTi+j0GvpHsDYimMaW0Yy2fr2M4PBMnrbUb/Q94l/f/hMi1qR&#10;JVI2sOt6UJgd+ZiDgffL8ekFlFSbvV0oo4EbChzGx4f9GRdb25HMsYhqlCwG5lrLq9biZkxWOiqY&#10;22YiTra2kYMu1l1tQD30/bPm3wwYN0x18gb45AdQl1tp5j/sFB2T0FQ7R0nTNEV3j6o9feQzro1i&#10;OWA14Fm+Q8a1a8+Bvu/d/dMb2JY5uiPbhG/ktn4cqGU/er3pcvwCAAD//wMAUEsDBBQABgAIAAAA&#10;IQBN4tCJGgIAAD8EAAAOAAAAZHJzL2Uyb0RvYy54bWysU8Fu2zAMvQ/YPwi6L05SLNuMOEWWIsOA&#10;oi2QDj0rshwLkEWNUmJnXz9KtpOt22nYRaZJihTfe1zedo1hJ4Vegy34bDLlTFkJpbaHgn973r77&#10;yJkPwpbCgFUFPyvPb1dv3yxbl6s51GBKhYyKWJ+3ruB1CC7PMi9r1Qg/AacsBSvARgT6xUNWomip&#10;emOy+XS6yFrA0iFI5T157/ogX6X6VaVkeKwqrwIzBae3hXRiOvfxzFZLkR9QuFrL4RniH17RCG2p&#10;6aXUnQiCHVH/UarREsFDFSYSmgyqSkuVZqBpZtNX0+xq4VSahcDx7gKT/39l5cNp556Qhe4zdERg&#10;BKR1PvfkjPN0FTbxSy9lFCcIzxfYVBeYJOdidvPh04xCkmKLm/exRna96tCHLwoaFo2CI3GSoBKn&#10;ex/61DEldvJgdLnVxsSfGNgYZCdB/LW1Dmoo/luWsTHXQrzVF4ye7DpHtEK375guCz4fZ9xDeabR&#10;EXpVeCe3mvrdCx+eBJIMaCSSdnikozLQFhwGi7Ma8Mff/DGf2KEoZy3JquD++1Gg4sx8tcRb1OBo&#10;4GjsR8Memw3QpDNaGieTSRcwmNGsEJoXUvw6dqGQsJJ6FTyM5ib04qaNkWq9TkmkNCfCvd05GUuP&#10;uD53LwLdwEogMh9gFJzIX5HT5yZ63PoYCOnEXMS1R3GAm1SauB82Kq7Br/8p67r3q58AAAD//wMA&#10;UEsDBBQABgAIAAAAIQAymVMK3gAAAAYBAAAPAAAAZHJzL2Rvd25yZXYueG1sTI/BTsMwEETvSPyD&#10;tUhcEHUIlWlDnKqq4ACXitBLb268jQPxOrKdNvw97gmOOzOaeVuuJtuzE/rQOZLwMMuAITVOd9RK&#10;2H2+3i+AhahIq94RSvjBAKvq+qpUhXZn+sBTHVuWSigUSoKJcSg4D41Bq8LMDUjJOzpvVUynb7n2&#10;6pzKbc/zLBPcqo7SglEDbgw23/VoJWzn+625G48v7+v5o3/bjRvx1dZS3t5M62dgEaf4F4YLfkKH&#10;KjEd3Eg6sF5CeiRKyPMnYMldCiGAHS7CAnhV8v/41S8AAAD//wMAUEsBAi0AFAAGAAgAAAAhALaD&#10;OJL+AAAA4QEAABMAAAAAAAAAAAAAAAAAAAAAAFtDb250ZW50X1R5cGVzXS54bWxQSwECLQAUAAYA&#10;CAAAACEAOP0h/9YAAACUAQAACwAAAAAAAAAAAAAAAAAvAQAAX3JlbHMvLnJlbHNQSwECLQAUAAYA&#10;CAAAACEATeLQiRoCAAA/BAAADgAAAAAAAAAAAAAAAAAuAgAAZHJzL2Uyb0RvYy54bWxQSwECLQAU&#10;AAYACAAAACEAMplTCt4AAAAGAQAADwAAAAAAAAAAAAAAAAB0BAAAZHJzL2Rvd25yZXYueG1sUEsF&#10;BgAAAAAEAAQA8wAAAH8FAAAAAA==&#10;" stroked="f">
                       <v:textbox style="mso-fit-shape-to-text:t" inset="0,0,0,0">
@@ -1933,7 +1933,7 @@
           </w:p>
           <w:p>
             <w:pPr>
-              <w:pStyle w:val="af6"/>
+              <w:pStyle w:val="af5"/>
               <w:keepNext/>
               <w:jc w:val="center"/>
               <w:rPr>
@@ -1945,7 +1945,7 @@
           </w:p>
           <w:p>
             <w:pPr>
-              <w:pStyle w:val="af6"/>
+              <w:pStyle w:val="af5"/>
               <w:keepNext/>
               <w:jc w:val="center"/>
               <w:rPr>
@@ -2055,8 +2055,9 @@
           <w:p/>
           <w:tbl>
             <w:tblPr>
-              <w:tblStyle w:val="af5"/>
+              <w:tblStyle w:val="af4"/>
               <w:tblW w:w="5000" w:type="pct"/>
+              <w:tblLayout w:type="fixed"/>
               <w:tblLook w:val="04A0" w:firstRow="1" w:lastRow="0" w:firstColumn="1" w:lastColumn="0" w:noHBand="0" w:noVBand="1"/>
             </w:tblPr>
             <w:tblGrid>
@@ -3641,7 +3642,7 @@
                             <a:tailEnd type="none" w="med" len="med"/>
                             <a:extLst>
                               <a:ext uri="{C807C97D-BFC1-408E-A445-0C87EB9F89A2}">
-                                <ask:lineSketchStyleProps xmlns:ask="http://schemas.microsoft.com/office/drawing/2018/sketchyshapes" sd="0">
+                                <ask:lineSketchStyleProps xmlns:ask="http://schemas.microsoft.com/office/drawing/2018/sketchyshapes" xmlns:w16sdtfl="http://schemas.microsoft.com/office/word/2024/wordml/sdtformatlock" xmlns:w16sdtdh="http://schemas.microsoft.com/office/word/2020/wordml/sdtdatahash" xmlns:w16du="http://schemas.microsoft.com/office/word/2023/wordml/word16du" xmlns:w16="http://schemas.microsoft.com/office/word/2018/wordml" xmlns:w16cid="http://schemas.microsoft.com/office/word/2016/wordml/cid" xmlns:w16cex="http://schemas.microsoft.com/office/word/2018/wordml/cex" xmlns:w="http://schemas.openxmlformats.org/wordprocessingml/2006/main" xmlns:w10="urn:schemas-microsoft-com:office:word" xmlns:v="urn:schemas-microsoft-com:vml" xmlns:oel="http://schemas.microsoft.com/office/2019/extlst" xmlns:o="urn:schemas-microsoft-com:office:office" xmlns:am3d="http://schemas.microsoft.com/office/drawing/2017/model3d" xmlns:aink="http://schemas.microsoft.com/office/drawing/2016/ink" xmlns:cx8="http://schemas.microsoft.com/office/drawing/2016/5/14/chartex" xmlns:cx7="http://schemas.microsoft.com/office/drawing/2016/5/13/chartex" xmlns:cx6="http://schemas.microsoft.com/office/drawing/2016/5/12/chartex" xmlns:cx5="http://schemas.microsoft.com/office/drawing/2016/5/11/chartex" xmlns:cx4="http://schemas.microsoft.com/office/drawing/2016/5/10/chartex" xmlns:cx3="http://schemas.microsoft.com/office/drawing/2016/5/9/chartex" xmlns:cx2="http://schemas.microsoft.com/office/drawing/2015/10/21/chartex" xmlns:cx1="http://schemas.microsoft.com/office/drawing/2015/9/8/chartex" xmlns="" sd="0">
                                   <a:custGeom>
                                     <a:avLst/>
                                     <a:gdLst/>
@@ -3731,7 +3732,7 @@
                               <w:txbxContent>
                                 <w:p>
                                   <w:pPr>
-                                    <w:pStyle w:val="af6"/>
+                                    <w:pStyle w:val="af5"/>
                                     <w:jc w:val="center"/>
                                     <w:rPr>
                                       <w:rFonts w:eastAsia="標楷體"/>
@@ -3859,7 +3860,7 @@
                     </wp:anchor>
                   </w:drawing>
                 </mc:Choice>
-                <mc:Fallback>
+                <mc:Fallback xmlns:w16sdtfl="http://schemas.microsoft.com/office/word/2024/wordml/sdtformatlock" xmlns:w16sdtdh="http://schemas.microsoft.com/office/word/2020/wordml/sdtdatahash" xmlns:w16du="http://schemas.microsoft.com/office/word/2023/wordml/word16du" xmlns:w16="http://schemas.microsoft.com/office/word/2018/wordml" xmlns:w16cid="http://schemas.microsoft.com/office/word/2016/wordml/cid" xmlns:w16cex="http://schemas.microsoft.com/office/word/2018/wordml/cex" xmlns:oel="http://schemas.microsoft.com/office/2019/extlst" xmlns:am3d="http://schemas.microsoft.com/office/drawing/2017/model3d" xmlns:aink="http://schemas.microsoft.com/office/drawing/2016/ink" xmlns:cx8="http://schemas.microsoft.com/office/drawing/2016/5/14/chartex" xmlns:cx7="http://schemas.microsoft.com/office/drawing/2016/5/13/chartex" xmlns:cx6="http://schemas.microsoft.com/office/drawing/2016/5/12/chartex" xmlns:cx5="http://schemas.microsoft.com/office/drawing/2016/5/11/chartex" xmlns:cx4="http://schemas.microsoft.com/office/drawing/2016/5/10/chartex" xmlns:cx3="http://schemas.microsoft.com/office/drawing/2016/5/9/chartex" xmlns:cx2="http://schemas.microsoft.com/office/drawing/2015/10/21/chartex" xmlns:cx1="http://schemas.microsoft.com/office/drawing/2015/9/8/chartex">
                   <w:pict>
                     <v:shape w14:anchorId="6395303D" id="_x0000_s1029" type="#_x0000_t202" style="position:absolute;left:0;text-align:left;margin-left:0;margin-top:13.75pt;width:483.3pt;height:.05pt;z-index:251672576;visibility:visible;mso-wrap-style:square;mso-width-percent:0;mso-height-percent:0;mso-wrap-distance-left:9pt;mso-wrap-distance-top:0;mso-wrap-distance-right:9pt;mso-wrap-distance-bottom:0;mso-position-horizontal:center;mso-position-horizontal-relative:margin;mso-position-vertical:absolute;mso-position-vertical-relative:text;mso-width-percent:0;mso-height-percent:0;mso-width-relative:margin;mso-height-relative:margin;v-text-anchor:top" o:gfxdata="UEsDBBQABgAIAAAAIQC2gziS/gAAAOEBAAATAAAAW0NvbnRlbnRfVHlwZXNdLnhtbJSRQU7DMBBF&#10;90jcwfIWJU67QAgl6YK0S0CoHGBkTxKLZGx5TGhvj5O2G0SRWNoz/78nu9wcxkFMGNg6quQqL6RA&#10;0s5Y6ir5vt9lD1JwBDIwOMJKHpHlpr69KfdHjyxSmriSfYz+USnWPY7AufNIadK6MEJMx9ApD/oD&#10;OlTrorhX2lFEilmcO2RdNtjC5xDF9pCuTyYBB5bi6bQ4syoJ3g9WQ0ymaiLzg5KdCXlKLjvcW893&#10;SUOqXwnz5DrgnHtJTxOsQfEKIT7DmDSUCaxw7Rqn8787ZsmRM9e2VmPeBN4uqYvTtW7jvijg9N/y&#10;JsXecLq0q+WD6m8AAAD//wMAUEsDBBQABgAIAAAAIQA4/SH/1gAAAJQBAAALAAAAX3JlbHMvLnJl&#10;bHOkkMFqwzAMhu+DvYPRfXGawxijTi+j0GvpHsDYimMaW0Yy2fr2M4PBMnrbUb/Q94l/f/hMi1qR&#10;JVI2sOt6UJgd+ZiDgffL8ekFlFSbvV0oo4EbChzGx4f9GRdb25HMsYhqlCwG5lrLq9biZkxWOiqY&#10;22YiTra2kYMu1l1tQD30/bPm3wwYN0x18gb45AdQl1tp5j/sFB2T0FQ7R0nTNEV3j6o9feQzro1i&#10;OWA14Fm+Q8a1a8+Bvu/d/dMb2JY5uiPbhG/ktn4cqGU/er3pcvwCAAD//wMAUEsDBBQABgAIAAAA&#10;IQDMRfSsGgIAAD8EAAAOAAAAZHJzL2Uyb0RvYy54bWysU8Fu2zAMvQ/YPwi6L04aLNuMOEWWIsOA&#10;oi2QDj0rshwLkEWNUmJnXz9KtpOt22nYRaZJihTfe1zedo1hJ4Vegy34bDLlTFkJpbaHgn973r77&#10;yJkPwpbCgFUFPyvPb1dv3yxbl6sbqMGUChkVsT5vXcHrEFyeZV7WqhF+Ak5ZClaAjQj0i4esRNFS&#10;9cZkN9PpImsBS4cglffkveuDfJXqV5WS4bGqvArMFJzeFtKJ6dzHM1stRX5A4Woth2eIf3hFI7Sl&#10;ppdSdyIIdkT9R6lGSwQPVZhIaDKoKi1VmoGmmU1fTbOrhVNpFgLHuwtM/v+VlQ+nnXtCFrrP0BGB&#10;EZDW+dyTM87TVdjEL72UUZwgPF9gU11gkpyL2fzDpxmFJMUW8/exRna96tCHLwoaFo2CI3GSoBKn&#10;ex/61DEldvJgdLnVxsSfGNgYZCdB/LW1Dmoo/luWsTHXQrzVF4ye7DpHtEK375guCz4fZ9xDeabR&#10;EXpVeCe3mvrdCx+eBJIMaCSSdnikozLQFhwGi7Ma8Mff/DGf2KEoZy3JquD++1Gg4sx8tcRb1OBo&#10;4GjsR8Memw3QpDNaGieTSRcwmNGsEJoXUvw6dqGQsJJ6FTyM5ib04qaNkWq9TkmkNCfCvd05GUuP&#10;uD53LwLdwEogMh9gFJzIX5HT5yZ63PoYCOnEXMS1R3GAm1SauB82Kq7Br/8p67r3q58AAAD//wMA&#10;UEsDBBQABgAIAAAAIQBwsZeq3gAAAAYBAAAPAAAAZHJzL2Rvd25yZXYueG1sTI/BTsMwEETvSPyD&#10;tUhcEHUorWlDnKqq4ACXqqEXbm68jQPxOrKdNvw97gmOOzOaeVusRtuxE/rQOpLwMMmAIdVOt9RI&#10;2H+83i+AhahIq84RSvjBAKvy+qpQuXZn2uGpig1LJRRyJcHE2Oech9qgVWHieqTkHZ23KqbTN1x7&#10;dU7ltuPTLBPcqpbSglE9bgzW39VgJWxnn1tzNxxf3tezR/+2Hzbiq6mkvL0Z18/AIo7xLwwX/IQO&#10;ZWI6uIF0YJ2E9EiUMH2aA0vuUggB7HARBPCy4P/xy18AAAD//wMAUEsBAi0AFAAGAAgAAAAhALaD&#10;OJL+AAAA4QEAABMAAAAAAAAAAAAAAAAAAAAAAFtDb250ZW50X1R5cGVzXS54bWxQSwECLQAUAAYA&#10;CAAAACEAOP0h/9YAAACUAQAACwAAAAAAAAAAAAAAAAAvAQAAX3JlbHMvLnJlbHNQSwECLQAUAAYA&#10;CAAAACEAzEX0rBoCAAA/BAAADgAAAAAAAAAAAAAAAAAuAgAAZHJzL2Uyb0RvYy54bWxQSwECLQAU&#10;AAYACAAAACEAcLGXqt4AAAAGAQAADwAAAAAAAAAAAAAAAAB0BAAAZHJzL2Rvd25yZXYueG1sUEsF&#10;BgAAAAAEAAQA8wAAAH8FAAAAAA==&#10;" stroked="f">
                       <v:textbox style="mso-fit-shape-to-text:t" inset="0,0,0,0">
@@ -4219,7 +4220,7 @@
                             <a:tailEnd type="none" w="med" len="med"/>
                             <a:extLst>
                               <a:ext uri="{C807C97D-BFC1-408E-A445-0C87EB9F89A2}">
-                                <ask:lineSketchStyleProps xmlns:ask="http://schemas.microsoft.com/office/drawing/2018/sketchyshapes" sd="0">
+                                <ask:lineSketchStyleProps xmlns:ask="http://schemas.microsoft.com/office/drawing/2018/sketchyshapes" xmlns:w16sdtfl="http://schemas.microsoft.com/office/word/2024/wordml/sdtformatlock" xmlns:w16sdtdh="http://schemas.microsoft.com/office/word/2020/wordml/sdtdatahash" xmlns:w16du="http://schemas.microsoft.com/office/word/2023/wordml/word16du" xmlns:w16="http://schemas.microsoft.com/office/word/2018/wordml" xmlns:w16cid="http://schemas.microsoft.com/office/word/2016/wordml/cid" xmlns:w16cex="http://schemas.microsoft.com/office/word/2018/wordml/cex" xmlns:w="http://schemas.openxmlformats.org/wordprocessingml/2006/main" xmlns:w10="urn:schemas-microsoft-com:office:word" xmlns:v="urn:schemas-microsoft-com:vml" xmlns:oel="http://schemas.microsoft.com/office/2019/extlst" xmlns:o="urn:schemas-microsoft-com:office:office" xmlns:am3d="http://schemas.microsoft.com/office/drawing/2017/model3d" xmlns:aink="http://schemas.microsoft.com/office/drawing/2016/ink" xmlns:cx8="http://schemas.microsoft.com/office/drawing/2016/5/14/chartex" xmlns:cx7="http://schemas.microsoft.com/office/drawing/2016/5/13/chartex" xmlns:cx6="http://schemas.microsoft.com/office/drawing/2016/5/12/chartex" xmlns:cx5="http://schemas.microsoft.com/office/drawing/2016/5/11/chartex" xmlns:cx4="http://schemas.microsoft.com/office/drawing/2016/5/10/chartex" xmlns:cx3="http://schemas.microsoft.com/office/drawing/2016/5/9/chartex" xmlns:cx2="http://schemas.microsoft.com/office/drawing/2015/10/21/chartex" xmlns:cx1="http://schemas.microsoft.com/office/drawing/2015/9/8/chartex" xmlns="" sd="0">
                                   <a:custGeom>
                                     <a:avLst/>
                                     <a:gdLst/>
@@ -4299,7 +4300,7 @@
                               <w:txbxContent>
                                 <w:p>
                                   <w:pPr>
-                                    <w:pStyle w:val="af6"/>
+                                    <w:pStyle w:val="af5"/>
                                     <w:jc w:val="center"/>
                                     <w:rPr>
                                       <w:rFonts w:eastAsia="標楷體"/>
@@ -4427,7 +4428,7 @@
                     </wp:anchor>
                   </w:drawing>
                 </mc:Choice>
-                <mc:Fallback>
+                <mc:Fallback xmlns:w16sdtfl="http://schemas.microsoft.com/office/word/2024/wordml/sdtformatlock" xmlns:w16sdtdh="http://schemas.microsoft.com/office/word/2020/wordml/sdtdatahash" xmlns:w16du="http://schemas.microsoft.com/office/word/2023/wordml/word16du" xmlns:w16="http://schemas.microsoft.com/office/word/2018/wordml" xmlns:w16cid="http://schemas.microsoft.com/office/word/2016/wordml/cid" xmlns:w16cex="http://schemas.microsoft.com/office/word/2018/wordml/cex" xmlns:oel="http://schemas.microsoft.com/office/2019/extlst" xmlns:am3d="http://schemas.microsoft.com/office/drawing/2017/model3d" xmlns:aink="http://schemas.microsoft.com/office/drawing/2016/ink" xmlns:cx8="http://schemas.microsoft.com/office/drawing/2016/5/14/chartex" xmlns:cx7="http://schemas.microsoft.com/office/drawing/2016/5/13/chartex" xmlns:cx6="http://schemas.microsoft.com/office/drawing/2016/5/12/chartex" xmlns:cx5="http://schemas.microsoft.com/office/drawing/2016/5/11/chartex" xmlns:cx4="http://schemas.microsoft.com/office/drawing/2016/5/10/chartex" xmlns:cx3="http://schemas.microsoft.com/office/drawing/2016/5/9/chartex" xmlns:cx2="http://schemas.microsoft.com/office/drawing/2015/10/21/chartex" xmlns:cx1="http://schemas.microsoft.com/office/drawing/2015/9/8/chartex">
                   <w:pict>
                     <v:shape w14:anchorId="15CCCDBC" id="_x0000_s1030" type="#_x0000_t202" style="position:absolute;left:0;text-align:left;margin-left:0;margin-top:14.2pt;width:483.3pt;height:.05pt;z-index:251673600;visibility:visible;mso-wrap-style:square;mso-width-percent:0;mso-height-percent:0;mso-wrap-distance-left:9pt;mso-wrap-distance-top:0;mso-wrap-distance-right:9pt;mso-wrap-distance-bottom:0;mso-position-horizontal:center;mso-position-horizontal-relative:margin;mso-position-vertical:absolute;mso-position-vertical-relative:text;mso-width-percent:0;mso-height-percent:0;mso-width-relative:margin;mso-height-relative:margin;v-text-anchor:top" o:gfxdata="UEsDBBQABgAIAAAAIQC2gziS/gAAAOEBAAATAAAAW0NvbnRlbnRfVHlwZXNdLnhtbJSRQU7DMBBF&#10;90jcwfIWJU67QAgl6YK0S0CoHGBkTxKLZGx5TGhvj5O2G0SRWNoz/78nu9wcxkFMGNg6quQqL6RA&#10;0s5Y6ir5vt9lD1JwBDIwOMJKHpHlpr69KfdHjyxSmriSfYz+USnWPY7AufNIadK6MEJMx9ApD/oD&#10;OlTrorhX2lFEilmcO2RdNtjC5xDF9pCuTyYBB5bi6bQ4syoJ3g9WQ0ymaiLzg5KdCXlKLjvcW893&#10;SUOqXwnz5DrgnHtJTxOsQfEKIT7DmDSUCaxw7Rqn8787ZsmRM9e2VmPeBN4uqYvTtW7jvijg9N/y&#10;JsXecLq0q+WD6m8AAAD//wMAUEsDBBQABgAIAAAAIQA4/SH/1gAAAJQBAAALAAAAX3JlbHMvLnJl&#10;bHOkkMFqwzAMhu+DvYPRfXGawxijTi+j0GvpHsDYimMaW0Yy2fr2M4PBMnrbUb/Q94l/f/hMi1qR&#10;JVI2sOt6UJgd+ZiDgffL8ekFlFSbvV0oo4EbChzGx4f9GRdb25HMsYhqlCwG5lrLq9biZkxWOiqY&#10;22YiTra2kYMu1l1tQD30/bPm3wwYN0x18gb45AdQl1tp5j/sFB2T0FQ7R0nTNEV3j6o9feQzro1i&#10;OWA14Fm+Q8a1a8+Bvu/d/dMb2JY5uiPbhG/ktn4cqGU/er3pcvwCAAD//wMAUEsDBBQABgAIAAAA&#10;IQBLMwtXGgIAAD8EAAAOAAAAZHJzL2Uyb0RvYy54bWysU8Fu2zAMvQ/YPwi6L07aLeuMOEWWIsOA&#10;oi2QDj0rshwLkEWNUmJnXz9KtpOt22nYRaZJihTfe1zcdo1hR4Vegy34bDLlTFkJpbb7gn973ry7&#10;4cwHYUthwKqCn5Tnt8u3bxaty9UV1GBKhYyKWJ+3ruB1CC7PMi9r1Qg/AacsBSvARgT6xX1Womip&#10;emOyq+l0nrWApUOQynvy3vVBvkz1q0rJ8FhVXgVmCk5vC+nEdO7imS0XIt+jcLWWwzPEP7yiEdpS&#10;03OpOxEEO6D+o1SjJYKHKkwkNBlUlZYqzUDTzKavptnWwqk0C4Hj3Rkm///Kyofj1j0hC91n6IjA&#10;CEjrfO7JGefpKmzil17KKE4Qns6wqS4wSc757PrjpxmFJMXm1x9ijexy1aEPXxQ0LBoFR+IkQSWO&#10;9z70qWNK7OTB6HKjjYk/MbA2yI6C+GtrHdRQ/LcsY2OuhXirLxg92WWOaIVu1zFdFvz9OOMOyhON&#10;jtCrwju50dTvXvjwJJBkQCORtMMjHZWBtuAwWJzVgD/+5o/5xA5FOWtJVgX33w8CFWfmqyXeogZH&#10;A0djNxr20KyBJp3R0jiZTLqAwYxmhdC8kOJXsQuFhJXUq+BhNNehFzdtjFSrVUoipTkR7u3WyVh6&#10;xPW5exHoBlYCkfkAo+BE/oqcPjfR41aHQEgn5iKuPYoD3KTSxP2wUXENfv1PWZe9X/4EAAD//wMA&#10;UEsDBBQABgAIAAAAIQDMV7oI3gAAAAYBAAAPAAAAZHJzL2Rvd25yZXYueG1sTI/BTsMwEETvSPyD&#10;tUhcEHUowWrTOFVVwQEuFaEXbm68jQPxOrKdNvw97gmOOzOaeVuuJ9uzE/rQOZLwMMuAITVOd9RK&#10;2H+83C+AhahIq94RSvjBAOvq+qpUhXZnesdTHVuWSigUSoKJcSg4D41Bq8LMDUjJOzpvVUynb7n2&#10;6pzKbc/nWSa4VR2lBaMG3BpsvuvRStjlnztzNx6f3zb5o3/dj1vx1dZS3t5MmxWwiFP8C8MFP6FD&#10;lZgObiQdWC8hPRIlzBc5sOQuhRDADhfhCXhV8v/41S8AAAD//wMAUEsBAi0AFAAGAAgAAAAhALaD&#10;OJL+AAAA4QEAABMAAAAAAAAAAAAAAAAAAAAAAFtDb250ZW50X1R5cGVzXS54bWxQSwECLQAUAAYA&#10;CAAAACEAOP0h/9YAAACUAQAACwAAAAAAAAAAAAAAAAAvAQAAX3JlbHMvLnJlbHNQSwECLQAUAAYA&#10;CAAAACEASzMLVxoCAAA/BAAADgAAAAAAAAAAAAAAAAAuAgAAZHJzL2Uyb0RvYy54bWxQSwECLQAU&#10;AAYACAAAACEAzFe6CN4AAAAGAQAADwAAAAAAAAAAAAAAAAB0BAAAZHJzL2Rvd25yZXYueG1sUEsF&#10;BgAAAAAEAAQA8wAAAH8FAAAAAA==&#10;" stroked="f">
                       <v:textbox style="mso-fit-shape-to-text:t" inset="0,0,0,0">
@@ -4624,7 +4625,7 @@
                             <a:tailEnd type="none" w="med" len="med"/>
                             <a:extLst>
                               <a:ext uri="{C807C97D-BFC1-408E-A445-0C87EB9F89A2}">
-                                <ask:lineSketchStyleProps xmlns:ask="http://schemas.microsoft.com/office/drawing/2018/sketchyshapes" sd="0">
+                                <ask:lineSketchStyleProps xmlns:ask="http://schemas.microsoft.com/office/drawing/2018/sketchyshapes" xmlns:w16sdtfl="http://schemas.microsoft.com/office/word/2024/wordml/sdtformatlock" xmlns:w16sdtdh="http://schemas.microsoft.com/office/word/2020/wordml/sdtdatahash" xmlns:w16du="http://schemas.microsoft.com/office/word/2023/wordml/word16du" xmlns:w16="http://schemas.microsoft.com/office/word/2018/wordml" xmlns:w16cid="http://schemas.microsoft.com/office/word/2016/wordml/cid" xmlns:w16cex="http://schemas.microsoft.com/office/word/2018/wordml/cex" xmlns:w="http://schemas.openxmlformats.org/wordprocessingml/2006/main" xmlns:w10="urn:schemas-microsoft-com:office:word" xmlns:v="urn:schemas-microsoft-com:vml" xmlns:oel="http://schemas.microsoft.com/office/2019/extlst" xmlns:o="urn:schemas-microsoft-com:office:office" xmlns:am3d="http://schemas.microsoft.com/office/drawing/2017/model3d" xmlns:aink="http://schemas.microsoft.com/office/drawing/2016/ink" xmlns:cx8="http://schemas.microsoft.com/office/drawing/2016/5/14/chartex" xmlns:cx7="http://schemas.microsoft.com/office/drawing/2016/5/13/chartex" xmlns:cx6="http://schemas.microsoft.com/office/drawing/2016/5/12/chartex" xmlns:cx5="http://schemas.microsoft.com/office/drawing/2016/5/11/chartex" xmlns:cx4="http://schemas.microsoft.com/office/drawing/2016/5/10/chartex" xmlns:cx3="http://schemas.microsoft.com/office/drawing/2016/5/9/chartex" xmlns:cx2="http://schemas.microsoft.com/office/drawing/2015/10/21/chartex" xmlns:cx1="http://schemas.microsoft.com/office/drawing/2015/9/8/chartex" xmlns="" sd="0">
                                   <a:custGeom>
                                     <a:avLst/>
                                     <a:gdLst/>
@@ -4703,7 +4704,7 @@
                               <w:txbxContent>
                                 <w:p>
                                   <w:pPr>
-                                    <w:pStyle w:val="af6"/>
+                                    <w:pStyle w:val="af5"/>
                                     <w:jc w:val="center"/>
                                     <w:rPr>
                                       <w:rFonts w:eastAsia="標楷體"/>
@@ -4831,7 +4832,7 @@
                     </wp:anchor>
                   </w:drawing>
                 </mc:Choice>
-                <mc:Fallback>
+                <mc:Fallback xmlns:w16sdtfl="http://schemas.microsoft.com/office/word/2024/wordml/sdtformatlock" xmlns:w16sdtdh="http://schemas.microsoft.com/office/word/2020/wordml/sdtdatahash" xmlns:w16du="http://schemas.microsoft.com/office/word/2023/wordml/word16du" xmlns:w16="http://schemas.microsoft.com/office/word/2018/wordml" xmlns:w16cid="http://schemas.microsoft.com/office/word/2016/wordml/cid" xmlns:w16cex="http://schemas.microsoft.com/office/word/2018/wordml/cex" xmlns:oel="http://schemas.microsoft.com/office/2019/extlst" xmlns:am3d="http://schemas.microsoft.com/office/drawing/2017/model3d" xmlns:aink="http://schemas.microsoft.com/office/drawing/2016/ink" xmlns:cx8="http://schemas.microsoft.com/office/drawing/2016/5/14/chartex" xmlns:cx7="http://schemas.microsoft.com/office/drawing/2016/5/13/chartex" xmlns:cx6="http://schemas.microsoft.com/office/drawing/2016/5/12/chartex" xmlns:cx5="http://schemas.microsoft.com/office/drawing/2016/5/11/chartex" xmlns:cx4="http://schemas.microsoft.com/office/drawing/2016/5/10/chartex" xmlns:cx3="http://schemas.microsoft.com/office/drawing/2016/5/9/chartex" xmlns:cx2="http://schemas.microsoft.com/office/drawing/2015/10/21/chartex" xmlns:cx1="http://schemas.microsoft.com/office/drawing/2015/9/8/chartex">
                   <w:pict>
                     <v:shape w14:anchorId="3EBB8E11" id="_x0000_s1031" type="#_x0000_t202" style="position:absolute;left:0;text-align:left;margin-left:0;margin-top:14.2pt;width:483.3pt;height:.05pt;z-index:251674624;visibility:visible;mso-wrap-style:square;mso-width-percent:0;mso-height-percent:0;mso-wrap-distance-left:9pt;mso-wrap-distance-top:0;mso-wrap-distance-right:9pt;mso-wrap-distance-bottom:0;mso-position-horizontal:center;mso-position-horizontal-relative:margin;mso-position-vertical:absolute;mso-position-vertical-relative:text;mso-width-percent:0;mso-height-percent:0;mso-width-relative:margin;mso-height-relative:margin;v-text-anchor:top" o:gfxdata="UEsDBBQABgAIAAAAIQC2gziS/gAAAOEBAAATAAAAW0NvbnRlbnRfVHlwZXNdLnhtbJSRQU7DMBBF&#10;90jcwfIWJU67QAgl6YK0S0CoHGBkTxKLZGx5TGhvj5O2G0SRWNoz/78nu9wcxkFMGNg6quQqL6RA&#10;0s5Y6ir5vt9lD1JwBDIwOMJKHpHlpr69KfdHjyxSmriSfYz+USnWPY7AufNIadK6MEJMx9ApD/oD&#10;OlTrorhX2lFEilmcO2RdNtjC5xDF9pCuTyYBB5bi6bQ4syoJ3g9WQ0ymaiLzg5KdCXlKLjvcW893&#10;SUOqXwnz5DrgnHtJTxOsQfEKIT7DmDSUCaxw7Rqn8787ZsmRM9e2VmPeBN4uqYvTtW7jvijg9N/y&#10;JsXecLq0q+WD6m8AAAD//wMAUEsDBBQABgAIAAAAIQA4/SH/1gAAAJQBAAALAAAAX3JlbHMvLnJl&#10;bHOkkMFqwzAMhu+DvYPRfXGawxijTi+j0GvpHsDYimMaW0Yy2fr2M4PBMnrbUb/Q94l/f/hMi1qR&#10;JVI2sOt6UJgd+ZiDgffL8ekFlFSbvV0oo4EbChzGx4f9GRdb25HMsYhqlCwG5lrLq9biZkxWOiqY&#10;22YiTra2kYMu1l1tQD30/bPm3wwYN0x18gb45AdQl1tp5j/sFB2T0FQ7R0nTNEV3j6o9feQzro1i&#10;OWA14Fm+Q8a1a8+Bvu/d/dMb2JY5uiPbhG/ktn4cqGU/er3pcvwCAAD//wMAUEsDBBQABgAIAAAA&#10;IQDKlC9yGQIAAD8EAAAOAAAAZHJzL2Uyb0RvYy54bWysU8Fu2zAMvQ/YPwi6L05aLNuMOEWWIsOA&#10;oC2QDj0rshwLkEWNUmJnXz9KtpOt22nYRaZJ6lHke1zcdY1hJ4Vegy34bDLlTFkJpbaHgn973rz7&#10;yJkPwpbCgFUFPyvP75Zv3yxal6sbqMGUChmBWJ+3ruB1CC7PMi9r1Qg/AacsBSvARgT6xUNWomgJ&#10;vTHZzXQ6z1rA0iFI5T157/sgXyb8qlIyPFaVV4GZgtPbQjoxnft4ZsuFyA8oXK3l8AzxD69ohLZU&#10;9AJ1L4JgR9R/QDVaIniowkRCk0FVaalSD9TNbPqqm10tnEq90HC8u4zJ/z9Y+XDauSdkofsMHREY&#10;B9I6n3tyxn66Cpv4pZcyitMIz5exqS4wSc757PbDpxmFJMXmt+8jRna96tCHLwoaFo2CI3GSRiVO&#10;Wx/61DElVvJgdLnRxsSfGFgbZCdB/LW1DmoA/y3L2JhrId7qAaMnu/YRrdDtO6bLgqf3Rc8eyjO1&#10;jtCrwju50VRvK3x4EkgyoJZI2uGRjspAW3AYLM5qwB9/88d8YoeinLUkq4L770eBijPz1RJvUYOj&#10;gaOxHw17bNZAnc5oaZxMJl3AYEazQmheSPGrWIVCwkqqVfAwmuvQi5s2RqrVKiWR0pwIW7tzMkKP&#10;c33uXgS6gZVAZD7AKDiRvyKnz030uNUx0KQTc9cpDuMmlSbuh42Ka/Drf8q67v3yJwAAAP//AwBQ&#10;SwMEFAAGAAgAAAAhAMxXugjeAAAABgEAAA8AAABkcnMvZG93bnJldi54bWxMj8FOwzAQRO9I/IO1&#10;SFwQdSjBatM4VVXBAS4VoRdubryNA/E6sp02/D3uCY47M5p5W64n27MT+tA5kvAwy4AhNU531ErY&#10;f7zcL4CFqEir3hFK+MEA6+r6qlSFdmd6x1MdW5ZKKBRKgolxKDgPjUGrwswNSMk7Om9VTKdvufbq&#10;nMptz+dZJrhVHaUFowbcGmy+69FK2OWfO3M3Hp/fNvmjf92PW/HV1lLe3kybFbCIU/wLwwU/oUOV&#10;mA5uJB1YLyE9EiXMFzmw5C6FEMAOF+EJeFXy//jVLwAAAP//AwBQSwECLQAUAAYACAAAACEAtoM4&#10;kv4AAADhAQAAEwAAAAAAAAAAAAAAAAAAAAAAW0NvbnRlbnRfVHlwZXNdLnhtbFBLAQItABQABgAI&#10;AAAAIQA4/SH/1gAAAJQBAAALAAAAAAAAAAAAAAAAAC8BAABfcmVscy8ucmVsc1BLAQItABQABgAI&#10;AAAAIQDKlC9yGQIAAD8EAAAOAAAAAAAAAAAAAAAAAC4CAABkcnMvZTJvRG9jLnhtbFBLAQItABQA&#10;BgAIAAAAIQDMV7oI3gAAAAYBAAAPAAAAAAAAAAAAAAAAAHMEAABkcnMvZG93bnJldi54bWxQSwUG&#10;AAAAAAQABADzAAAAfgUAAAAA&#10;" stroked="f">
                       <v:textbox style="mso-fit-shape-to-text:t" inset="0,0,0,0">
@@ -5204,7 +5205,7 @@
                               <w:txbxContent>
                                 <w:p>
                                   <w:pPr>
-                                    <w:pStyle w:val="af6"/>
+                                    <w:pStyle w:val="af5"/>
                                     <w:jc w:val="center"/>
                                     <w:rPr>
                                       <w:rFonts w:eastAsia="標楷體"/>
@@ -5332,7 +5333,7 @@
                     </wp:anchor>
                   </w:drawing>
                 </mc:Choice>
-                <mc:Fallback>
+                <mc:Fallback xmlns:w16sdtfl="http://schemas.microsoft.com/office/word/2024/wordml/sdtformatlock" xmlns:w16sdtdh="http://schemas.microsoft.com/office/word/2020/wordml/sdtdatahash" xmlns:w16du="http://schemas.microsoft.com/office/word/2023/wordml/word16du" xmlns:w16="http://schemas.microsoft.com/office/word/2018/wordml" xmlns:w16cid="http://schemas.microsoft.com/office/word/2016/wordml/cid" xmlns:w16cex="http://schemas.microsoft.com/office/word/2018/wordml/cex" xmlns:oel="http://schemas.microsoft.com/office/2019/extlst" xmlns:am3d="http://schemas.microsoft.com/office/drawing/2017/model3d" xmlns:aink="http://schemas.microsoft.com/office/drawing/2016/ink" xmlns:cx8="http://schemas.microsoft.com/office/drawing/2016/5/14/chartex" xmlns:cx7="http://schemas.microsoft.com/office/drawing/2016/5/13/chartex" xmlns:cx6="http://schemas.microsoft.com/office/drawing/2016/5/12/chartex" xmlns:cx5="http://schemas.microsoft.com/office/drawing/2016/5/11/chartex" xmlns:cx4="http://schemas.microsoft.com/office/drawing/2016/5/10/chartex" xmlns:cx3="http://schemas.microsoft.com/office/drawing/2016/5/9/chartex" xmlns:cx2="http://schemas.microsoft.com/office/drawing/2015/10/21/chartex" xmlns:cx1="http://schemas.microsoft.com/office/drawing/2015/9/8/chartex">
                   <w:pict>
                     <v:shape w14:anchorId="62BCC450" id="_x0000_s1032" type="#_x0000_t202" style="position:absolute;left:0;text-align:left;margin-left:18.25pt;margin-top:178.5pt;width:483.3pt;height:.05pt;z-index:251675648;visibility:visible;mso-wrap-style:square;mso-width-percent:0;mso-height-percent:0;mso-wrap-distance-left:9pt;mso-wrap-distance-top:0;mso-wrap-distance-right:9pt;mso-wrap-distance-bottom:0;mso-position-horizontal:absolute;mso-position-horizontal-relative:margin;mso-position-vertical:absolute;mso-position-vertical-relative:text;mso-width-percent:0;mso-height-percent:0;mso-width-relative:margin;mso-height-relative:margin;v-text-anchor:top" o:gfxdata="UEsDBBQABgAIAAAAIQC2gziS/gAAAOEBAAATAAAAW0NvbnRlbnRfVHlwZXNdLnhtbJSRQU7DMBBF&#10;90jcwfIWJU67QAgl6YK0S0CoHGBkTxKLZGx5TGhvj5O2G0SRWNoz/78nu9wcxkFMGNg6quQqL6RA&#10;0s5Y6ir5vt9lD1JwBDIwOMJKHpHlpr69KfdHjyxSmriSfYz+USnWPY7AufNIadK6MEJMx9ApD/oD&#10;OlTrorhX2lFEilmcO2RdNtjC5xDF9pCuTyYBB5bi6bQ4syoJ3g9WQ0ymaiLzg5KdCXlKLjvcW893&#10;SUOqXwnz5DrgnHtJTxOsQfEKIT7DmDSUCaxw7Rqn8787ZsmRM9e2VmPeBN4uqYvTtW7jvijg9N/y&#10;JsXecLq0q+WD6m8AAAD//wMAUEsDBBQABgAIAAAAIQA4/SH/1gAAAJQBAAALAAAAX3JlbHMvLnJl&#10;bHOkkMFqwzAMhu+DvYPRfXGawxijTi+j0GvpHsDYimMaW0Yy2fr2M4PBMnrbUb/Q94l/f/hMi1qR&#10;JVI2sOt6UJgd+ZiDgffL8ekFlFSbvV0oo4EbChzGx4f9GRdb25HMsYhqlCwG5lrLq9biZkxWOiqY&#10;22YiTra2kYMu1l1tQD30/bPm3wwYN0x18gb45AdQl1tp5j/sFB2T0FQ7R0nTNEV3j6o9feQzro1i&#10;OWA14Fm+Q8a1a8+Bvu/d/dMb2JY5uiPbhG/ktn4cqGU/er3pcvwCAAD//wMAUEsDBBQABgAIAAAA&#10;IQBJfEIdGQIAAD8EAAAOAAAAZHJzL2Uyb0RvYy54bWysU02P0zAQvSPxHyzfadpdUSBquipdFSFV&#10;uyt10Z5dx2ksOR4zdpuUX8/YSVpYOCEuzsQzno/33izuusawk0KvwRZ8NplypqyEUttDwb89b959&#10;5MwHYUthwKqCn5Xnd8u3bxaty9UN1GBKhYySWJ+3ruB1CC7PMi9r1Qg/AacsOSvARgT6xUNWomgp&#10;e2Oym+l0nrWApUOQynu6ve+dfJnyV5WS4bGqvArMFJx6C+nEdO7jmS0XIj+gcLWWQxviH7pohLZU&#10;9JLqXgTBjqj/SNVoieChChMJTQZVpaVKM9A0s+mraXa1cCrNQuB4d4HJ/7+08uG0c0/IQvcZOiIw&#10;AtI6n3u6jPN0FTbxS50y8hOE5wtsqgtM0uV8dvvh04xcknzz2/cxR3Z96tCHLwoaFo2CI3GSoBKn&#10;rQ996BgSK3kwutxoY+JPdKwNspMg/tpaBzUk/y3K2BhrIb7qE8ab7DpHtEK375guqcNxxj2UZxod&#10;oVeFd3Kjqd5W+PAkkGRAI5G0wyMdlYG24DBYnNWAP/52H+OJHfJy1pKsCu6/HwUqzsxXS7xFDY4G&#10;jsZ+NOyxWQNNOqOlcTKZ9ACDGc0KoXkhxa9iFXIJK6lWwcNorkMvbtoYqVarFERKcyJs7c7JmHrE&#10;9bl7EegGVgKR+QCj4ET+ipw+NtHjVsdASCfmIq49igPcpNLE/bBRcQ1+/U9R171f/gQAAP//AwBQ&#10;SwMEFAAGAAgAAAAhAOktyWrhAAAACwEAAA8AAABkcnMvZG93bnJldi54bWxMjzFPwzAQhXck/oN1&#10;SCyI2iFtQCFOVVUwlKUidGFzYzcOxOcodtrw73tlgel0957efa9YTq5jRzOE1qOEZCaAGay9brGR&#10;sPt4vX8CFqJCrTqPRsKPCbAsr68KlWt/wndzrGLDKARDriTYGPuc81Bb41SY+d4gaQc/OBVpHRqu&#10;B3WicNfxByEy7lSL9MGq3qytqb+r0UnYzj+39m48vLyt5umw2Y3r7KuppLy9mVbPwKKZ4p8ZLviE&#10;DiUx7f2IOrBOQpotyElz8UidLgYh0gTY/veUAC8L/r9DeQYAAP//AwBQSwECLQAUAAYACAAAACEA&#10;toM4kv4AAADhAQAAEwAAAAAAAAAAAAAAAAAAAAAAW0NvbnRlbnRfVHlwZXNdLnhtbFBLAQItABQA&#10;BgAIAAAAIQA4/SH/1gAAAJQBAAALAAAAAAAAAAAAAAAAAC8BAABfcmVscy8ucmVsc1BLAQItABQA&#10;BgAIAAAAIQBJfEIdGQIAAD8EAAAOAAAAAAAAAAAAAAAAAC4CAABkcnMvZTJvRG9jLnhtbFBLAQIt&#10;ABQABgAIAAAAIQDpLclq4QAAAAsBAAAPAAAAAAAAAAAAAAAAAHMEAABkcnMvZG93bnJldi54bWxQ&#10;SwUGAAAAAAQABADzAAAAgQUAAAAA&#10;" stroked="f">
                       <v:textbox style="mso-fit-shape-to-text:t" inset="0,0,0,0">
@@ -5519,7 +5520,7 @@
                             <a:tailEnd type="none" w="med" len="med"/>
                             <a:extLst>
                               <a:ext uri="{C807C97D-BFC1-408E-A445-0C87EB9F89A2}">
-                                <ask:lineSketchStyleProps xmlns:ask="http://schemas.microsoft.com/office/drawing/2018/sketchyshapes" sd="0">
+                                <ask:lineSketchStyleProps xmlns:ask="http://schemas.microsoft.com/office/drawing/2018/sketchyshapes" xmlns:w16sdtfl="http://schemas.microsoft.com/office/word/2024/wordml/sdtformatlock" xmlns:w16sdtdh="http://schemas.microsoft.com/office/word/2020/wordml/sdtdatahash" xmlns:w16du="http://schemas.microsoft.com/office/word/2023/wordml/word16du" xmlns:w16="http://schemas.microsoft.com/office/word/2018/wordml" xmlns:w16cid="http://schemas.microsoft.com/office/word/2016/wordml/cid" xmlns:w16cex="http://schemas.microsoft.com/office/word/2018/wordml/cex" xmlns:w="http://schemas.openxmlformats.org/wordprocessingml/2006/main" xmlns:w10="urn:schemas-microsoft-com:office:word" xmlns:v="urn:schemas-microsoft-com:vml" xmlns:oel="http://schemas.microsoft.com/office/2019/extlst" xmlns:o="urn:schemas-microsoft-com:office:office" xmlns:am3d="http://schemas.microsoft.com/office/drawing/2017/model3d" xmlns:aink="http://schemas.microsoft.com/office/drawing/2016/ink" xmlns:cx8="http://schemas.microsoft.com/office/drawing/2016/5/14/chartex" xmlns:cx7="http://schemas.microsoft.com/office/drawing/2016/5/13/chartex" xmlns:cx6="http://schemas.microsoft.com/office/drawing/2016/5/12/chartex" xmlns:cx5="http://schemas.microsoft.com/office/drawing/2016/5/11/chartex" xmlns:cx4="http://schemas.microsoft.com/office/drawing/2016/5/10/chartex" xmlns:cx3="http://schemas.microsoft.com/office/drawing/2016/5/9/chartex" xmlns:cx2="http://schemas.microsoft.com/office/drawing/2015/10/21/chartex" xmlns:cx1="http://schemas.microsoft.com/office/drawing/2015/9/8/chartex" xmlns="" sd="0">
                                   <a:custGeom>
                                     <a:avLst/>
                                     <a:gdLst/>
@@ -5609,7 +5610,7 @@
                               <w:txbxContent>
                                 <w:p>
                                   <w:pPr>
-                                    <w:pStyle w:val="af6"/>
+                                    <w:pStyle w:val="af5"/>
                                     <w:jc w:val="center"/>
                                     <w:rPr>
                                       <w:rFonts w:eastAsia="標楷體"/>
@@ -5737,7 +5738,7 @@
                     </wp:anchor>
                   </w:drawing>
                 </mc:Choice>
-                <mc:Fallback>
+                <mc:Fallback xmlns:w16sdtfl="http://schemas.microsoft.com/office/word/2024/wordml/sdtformatlock" xmlns:w16sdtdh="http://schemas.microsoft.com/office/word/2020/wordml/sdtdatahash" xmlns:w16du="http://schemas.microsoft.com/office/word/2023/wordml/word16du" xmlns:w16="http://schemas.microsoft.com/office/word/2018/wordml" xmlns:w16cid="http://schemas.microsoft.com/office/word/2016/wordml/cid" xmlns:w16cex="http://schemas.microsoft.com/office/word/2018/wordml/cex" xmlns:oel="http://schemas.microsoft.com/office/2019/extlst" xmlns:am3d="http://schemas.microsoft.com/office/drawing/2017/model3d" xmlns:aink="http://schemas.microsoft.com/office/drawing/2016/ink" xmlns:cx8="http://schemas.microsoft.com/office/drawing/2016/5/14/chartex" xmlns:cx7="http://schemas.microsoft.com/office/drawing/2016/5/13/chartex" xmlns:cx6="http://schemas.microsoft.com/office/drawing/2016/5/12/chartex" xmlns:cx5="http://schemas.microsoft.com/office/drawing/2016/5/11/chartex" xmlns:cx4="http://schemas.microsoft.com/office/drawing/2016/5/10/chartex" xmlns:cx3="http://schemas.microsoft.com/office/drawing/2016/5/9/chartex" xmlns:cx2="http://schemas.microsoft.com/office/drawing/2015/10/21/chartex" xmlns:cx1="http://schemas.microsoft.com/office/drawing/2015/9/8/chartex">
                   <w:pict>
                     <v:shape w14:anchorId="05384BFF" id="_x0000_s1033" type="#_x0000_t202" style="position:absolute;left:0;text-align:left;margin-left:14.55pt;margin-top:181.5pt;width:483.3pt;height:.05pt;z-index:251676672;visibility:visible;mso-wrap-style:square;mso-width-percent:0;mso-height-percent:0;mso-wrap-distance-left:9pt;mso-wrap-distance-top:0;mso-wrap-distance-right:9pt;mso-wrap-distance-bottom:0;mso-position-horizontal:absolute;mso-position-horizontal-relative:margin;mso-position-vertical:absolute;mso-position-vertical-relative:text;mso-width-percent:0;mso-height-percent:0;mso-width-relative:margin;mso-height-relative:margin;v-text-anchor:top" o:gfxdata="UEsDBBQABgAIAAAAIQC2gziS/gAAAOEBAAATAAAAW0NvbnRlbnRfVHlwZXNdLnhtbJSRQU7DMBBF&#10;90jcwfIWJU67QAgl6YK0S0CoHGBkTxKLZGx5TGhvj5O2G0SRWNoz/78nu9wcxkFMGNg6quQqL6RA&#10;0s5Y6ir5vt9lD1JwBDIwOMJKHpHlpr69KfdHjyxSmriSfYz+USnWPY7AufNIadK6MEJMx9ApD/oD&#10;OlTrorhX2lFEilmcO2RdNtjC5xDF9pCuTyYBB5bi6bQ4syoJ3g9WQ0ymaiLzg5KdCXlKLjvcW893&#10;SUOqXwnz5DrgnHtJTxOsQfEKIT7DmDSUCaxw7Rqn8787ZsmRM9e2VmPeBN4uqYvTtW7jvijg9N/y&#10;JsXecLq0q+WD6m8AAAD//wMAUEsDBBQABgAIAAAAIQA4/SH/1gAAAJQBAAALAAAAX3JlbHMvLnJl&#10;bHOkkMFqwzAMhu+DvYPRfXGawxijTi+j0GvpHsDYimMaW0Yy2fr2M4PBMnrbUb/Q94l/f/hMi1qR&#10;JVI2sOt6UJgd+ZiDgffL8ekFlFSbvV0oo4EbChzGx4f9GRdb25HMsYhqlCwG5lrLq9biZkxWOiqY&#10;22YiTra2kYMu1l1tQD30/bPm3wwYN0x18gb45AdQl1tp5j/sFB2T0FQ7R0nTNEV3j6o9feQzro1i&#10;OWA14Fm+Q8a1a8+Bvu/d/dMb2JY5uiPbhG/ktn4cqGU/er3pcvwCAAD//wMAUEsDBBQABgAIAAAA&#10;IQDI22Y4GgIAAD8EAAAOAAAAZHJzL2Uyb0RvYy54bWysU8Fu2zAMvQ/YPwi6L05aLF2NOEWWIsOA&#10;oi2QDj0rshwLkEWNUmJnXz9KtpOt22nYRaZJihTfe1zcdY1hR4Vegy34bDLlTFkJpbb7gn972Xz4&#10;xJkPwpbCgFUFPynP75bv3y1al6srqMGUChkVsT5vXcHrEFyeZV7WqhF+Ak5ZClaAjQj0i/usRNFS&#10;9cZkV9PpPGsBS4cglffkve+DfJnqV5WS4amqvArMFJzeFtKJ6dzFM1suRL5H4Woth2eIf3hFI7Sl&#10;pudS9yIIdkD9R6lGSwQPVZhIaDKoKi1VmoGmmU3fTLOthVNpFgLHuzNM/v+VlY/HrXtGFrrP0BGB&#10;EZDW+dyTM87TVdjEL72UUZwgPJ1hU11gkpzz2fXN7YxCkmLz64+xRna56tCHLwoaFo2CI3GSoBLH&#10;Bx/61DEldvJgdLnRxsSfGFgbZEdB/LW1Dmoo/luWsTHXQrzVF4ye7DJHtEK365guC34zzriD8kSj&#10;I/Sq8E5uNPV7ED48CyQZ0Egk7fBER2WgLTgMFmc14I+/+WM+sUNRzlqSVcH994NAxZn5aom3qMHR&#10;wNHYjYY9NGugSWe0NE4mky5gMKNZITSvpPhV7EIhYSX1KngYzXXoxU0bI9VqlZJIaU6EB7t1MpYe&#10;cX3pXgW6gZVAZD7CKDiRvyGnz030uNUhENKJuYhrj+IAN6k0cT9sVFyDX/9T1mXvlz8BAAD//wMA&#10;UEsDBBQABgAIAAAAIQAsNLai4QAAAAoBAAAPAAAAZHJzL2Rvd25yZXYueG1sTI+xTsMwEIZ3JN7B&#10;OiQW1DppSiAhTlVVMNClIu3C5sbXOBCfo9hpw9tjWGC8u0//fX+xmkzHzji41pKAeB4BQ6qtaqkR&#10;cNi/zB6BOS9Jyc4SCvhCB6vy+qqQubIXesNz5RsWQsjlUoD2vs85d7VGI93c9kjhdrKDkT6MQ8PV&#10;IC8h3HR8EUUpN7Kl8EHLHjca689qNAJ2y/edvhtPz9v1MhleD+Mm/WgqIW5vpvUTMI+T/4PhRz+o&#10;QxmcjnYk5VgnYJHFgRSQpEnoFIAsu38AdvzdxMDLgv+vUH4DAAD//wMAUEsBAi0AFAAGAAgAAAAh&#10;ALaDOJL+AAAA4QEAABMAAAAAAAAAAAAAAAAAAAAAAFtDb250ZW50X1R5cGVzXS54bWxQSwECLQAU&#10;AAYACAAAACEAOP0h/9YAAACUAQAACwAAAAAAAAAAAAAAAAAvAQAAX3JlbHMvLnJlbHNQSwECLQAU&#10;AAYACAAAACEAyNtmOBoCAAA/BAAADgAAAAAAAAAAAAAAAAAuAgAAZHJzL2Uyb0RvYy54bWxQSwEC&#10;LQAUAAYACAAAACEALDS2ouEAAAAKAQAADwAAAAAAAAAAAAAAAAB0BAAAZHJzL2Rvd25yZXYueG1s&#10;UEsFBgAAAAAEAAQA8wAAAIIFAAAAAA==&#10;" stroked="f">
                       <v:textbox style="mso-fit-shape-to-text:t" inset="0,0,0,0">
@@ -5914,7 +5915,7 @@
                             <a:tailEnd type="none" w="med" len="med"/>
                             <a:extLst>
                               <a:ext uri="{C807C97D-BFC1-408E-A445-0C87EB9F89A2}">
-                                <ask:lineSketchStyleProps xmlns:ask="http://schemas.microsoft.com/office/drawing/2018/sketchyshapes" sd="0">
+                                <ask:lineSketchStyleProps xmlns:ask="http://schemas.microsoft.com/office/drawing/2018/sketchyshapes" xmlns:w16sdtfl="http://schemas.microsoft.com/office/word/2024/wordml/sdtformatlock" xmlns:w16sdtdh="http://schemas.microsoft.com/office/word/2020/wordml/sdtdatahash" xmlns:w16du="http://schemas.microsoft.com/office/word/2023/wordml/word16du" xmlns:w16="http://schemas.microsoft.com/office/word/2018/wordml" xmlns:w16cid="http://schemas.microsoft.com/office/word/2016/wordml/cid" xmlns:w16cex="http://schemas.microsoft.com/office/word/2018/wordml/cex" xmlns:w="http://schemas.openxmlformats.org/wordprocessingml/2006/main" xmlns:w10="urn:schemas-microsoft-com:office:word" xmlns:v="urn:schemas-microsoft-com:vml" xmlns:oel="http://schemas.microsoft.com/office/2019/extlst" xmlns:o="urn:schemas-microsoft-com:office:office" xmlns:am3d="http://schemas.microsoft.com/office/drawing/2017/model3d" xmlns:aink="http://schemas.microsoft.com/office/drawing/2016/ink" xmlns:cx8="http://schemas.microsoft.com/office/drawing/2016/5/14/chartex" xmlns:cx7="http://schemas.microsoft.com/office/drawing/2016/5/13/chartex" xmlns:cx6="http://schemas.microsoft.com/office/drawing/2016/5/12/chartex" xmlns:cx5="http://schemas.microsoft.com/office/drawing/2016/5/11/chartex" xmlns:cx4="http://schemas.microsoft.com/office/drawing/2016/5/10/chartex" xmlns:cx3="http://schemas.microsoft.com/office/drawing/2016/5/9/chartex" xmlns:cx2="http://schemas.microsoft.com/office/drawing/2015/10/21/chartex" xmlns:cx1="http://schemas.microsoft.com/office/drawing/2015/9/8/chartex" xmlns="" sd="0">
                                   <a:custGeom>
                                     <a:avLst/>
                                     <a:gdLst/>
@@ -6146,7 +6147,7 @@
                               <w:txbxContent>
                                 <w:p>
                                   <w:pPr>
-                                    <w:pStyle w:val="af6"/>
+                                    <w:pStyle w:val="af5"/>
                                     <w:jc w:val="center"/>
                                     <w:rPr>
                                       <w:rFonts w:eastAsia="標楷體"/>
@@ -6292,7 +6293,7 @@
                     </wp:anchor>
                   </w:drawing>
                 </mc:Choice>
-                <mc:Fallback>
+                <mc:Fallback xmlns:w16sdtfl="http://schemas.microsoft.com/office/word/2024/wordml/sdtformatlock" xmlns:w16sdtdh="http://schemas.microsoft.com/office/word/2020/wordml/sdtdatahash" xmlns:w16du="http://schemas.microsoft.com/office/word/2023/wordml/word16du" xmlns:w16="http://schemas.microsoft.com/office/word/2018/wordml" xmlns:w16cid="http://schemas.microsoft.com/office/word/2016/wordml/cid" xmlns:w16cex="http://schemas.microsoft.com/office/word/2018/wordml/cex" xmlns:oel="http://schemas.microsoft.com/office/2019/extlst" xmlns:am3d="http://schemas.microsoft.com/office/drawing/2017/model3d" xmlns:aink="http://schemas.microsoft.com/office/drawing/2016/ink" xmlns:cx8="http://schemas.microsoft.com/office/drawing/2016/5/14/chartex" xmlns:cx7="http://schemas.microsoft.com/office/drawing/2016/5/13/chartex" xmlns:cx6="http://schemas.microsoft.com/office/drawing/2016/5/12/chartex" xmlns:cx5="http://schemas.microsoft.com/office/drawing/2016/5/11/chartex" xmlns:cx4="http://schemas.microsoft.com/office/drawing/2016/5/10/chartex" xmlns:cx3="http://schemas.microsoft.com/office/drawing/2016/5/9/chartex" xmlns:cx2="http://schemas.microsoft.com/office/drawing/2015/10/21/chartex" xmlns:cx1="http://schemas.microsoft.com/office/drawing/2015/9/8/chartex">
                   <w:pict>
                     <v:shape w14:anchorId="2C51CFF4" id="_x0000_s1034" type="#_x0000_t202" style="position:absolute;left:0;text-align:left;margin-left:15.05pt;margin-top:3in;width:483.3pt;height:.05pt;z-index:251677696;visibility:visible;mso-wrap-style:square;mso-width-percent:0;mso-height-percent:0;mso-wrap-distance-left:9pt;mso-wrap-distance-top:0;mso-wrap-distance-right:9pt;mso-wrap-distance-bottom:0;mso-position-horizontal:absolute;mso-position-horizontal-relative:margin;mso-position-vertical:absolute;mso-position-vertical-relative:text;mso-width-percent:0;mso-height-percent:0;mso-width-relative:margin;mso-height-relative:margin;v-text-anchor:top" o:gfxdata="UEsDBBQABgAIAAAAIQC2gziS/gAAAOEBAAATAAAAW0NvbnRlbnRfVHlwZXNdLnhtbJSRQU7DMBBF&#10;90jcwfIWJU67QAgl6YK0S0CoHGBkTxKLZGx5TGhvj5O2G0SRWNoz/78nu9wcxkFMGNg6quQqL6RA&#10;0s5Y6ir5vt9lD1JwBDIwOMJKHpHlpr69KfdHjyxSmriSfYz+USnWPY7AufNIadK6MEJMx9ApD/oD&#10;OlTrorhX2lFEilmcO2RdNtjC5xDF9pCuTyYBB5bi6bQ4syoJ3g9WQ0ymaiLzg5KdCXlKLjvcW893&#10;SUOqXwnz5DrgnHtJTxOsQfEKIT7DmDSUCaxw7Rqn8787ZsmRM9e2VmPeBN4uqYvTtW7jvijg9N/y&#10;JsXecLq0q+WD6m8AAAD//wMAUEsDBBQABgAIAAAAIQA4/SH/1gAAAJQBAAALAAAAX3JlbHMvLnJl&#10;bHOkkMFqwzAMhu+DvYPRfXGawxijTi+j0GvpHsDYimMaW0Yy2fr2M4PBMnrbUb/Q94l/f/hMi1qR&#10;JVI2sOt6UJgd+ZiDgffL8ekFlFSbvV0oo4EbChzGx4f9GRdb25HMsYhqlCwG5lrLq9biZkxWOiqY&#10;22YiTra2kYMu1l1tQD30/bPm3wwYN0x18gb45AdQl1tp5j/sFB2T0FQ7R0nTNEV3j6o9feQzro1i&#10;OWA14Fm+Q8a1a8+Bvu/d/dMb2JY5uiPbhG/ktn4cqGU/er3pcvwCAAD//wMAUEsDBBQABgAIAAAA&#10;IQAGl80xGgIAAD8EAAAOAAAAZHJzL2Uyb0RvYy54bWysU8Fu2zAMvQ/YPwi6L05aLGuNOEWWIsOA&#10;oi2QDj0rshwLkEWNUmJnXz9KtpOt22nYRaZJihTfe1zcdY1hR4Vegy34bDLlTFkJpbb7gn972Xy4&#10;4cwHYUthwKqCn5Tnd8v37xaty9UV1GBKhYyKWJ+3ruB1CC7PMi9r1Qg/AacsBSvARgT6xX1Womip&#10;emOyq+l0nrWApUOQynvy3vdBvkz1q0rJ8FRVXgVmCk5vC+nEdO7imS0XIt+jcLWWwzPEP7yiEdpS&#10;03OpexEEO6D+o1SjJYKHKkwkNBlUlZYqzUDTzKZvptnWwqk0C4Hj3Rkm///Kysfj1j0jC91n6IjA&#10;CEjrfO7JGefpKmzil17KKE4Qns6wqS4wSc757PrT7YxCkmLz64+xRna56tCHLwoaFo2CI3GSoBLH&#10;Bx/61DEldvJgdLnRxsSfGFgbZEdB/LW1Dmoo/luWsTHXQrzVF4ye7DJHtEK365guC34zzriD8kSj&#10;I/Sq8E5uNPV7ED48CyQZ0Egk7fBER2WgLTgMFmc14I+/+WM+sUNRzlqSVcH994NAxZn5aom3qMHR&#10;wNHYjYY9NGugSWe0NE4mky5gMKNZITSvpPhV7EIhYSX1KngYzXXoxU0bI9VqlZJIaU6EB7t1MpYe&#10;cX3pXgW6gZVAZD7CKDiRvyGnz030uNUhENKJuYhrj+IAN6k0cT9sVFyDX/9T1mXvlz8BAAD//wMA&#10;UEsDBBQABgAIAAAAIQCJQKj74AAAAAoBAAAPAAAAZHJzL2Rvd25yZXYueG1sTI+xTsMwEIZ3JN7B&#10;OiQWRJ00UaAhTlVVMMBSEbqwufE1DsR2ZDtteHsOFhjv7tN/31+tZzOwE/rQOysgXSTA0LZO9bYT&#10;sH97ur0HFqK0Sg7OooAvDLCuLy8qWSp3tq94amLHKMSGUgrQMY4l56HVaGRYuBEt3Y7OGxlp9B1X&#10;Xp4p3Ax8mSQFN7K39EHLEbca289mMgJ2+ftO30zHx5dNnvnn/bQtPrpGiOurefMALOIc/2D40Sd1&#10;qMnp4CarAhsEZElKpIA8W1InAlar4g7Y4XeTAq8r/r9C/Q0AAP//AwBQSwECLQAUAAYACAAAACEA&#10;toM4kv4AAADhAQAAEwAAAAAAAAAAAAAAAAAAAAAAW0NvbnRlbnRfVHlwZXNdLnhtbFBLAQItABQA&#10;BgAIAAAAIQA4/SH/1gAAAJQBAAALAAAAAAAAAAAAAAAAAC8BAABfcmVscy8ucmVsc1BLAQItABQA&#10;BgAIAAAAIQAGl80xGgIAAD8EAAAOAAAAAAAAAAAAAAAAAC4CAABkcnMvZTJvRG9jLnhtbFBLAQIt&#10;ABQABgAIAAAAIQCJQKj74AAAAAoBAAAPAAAAAAAAAAAAAAAAAHQEAABkcnMvZG93bnJldi54bWxQ&#10;SwUGAAAAAAQABADzAAAAgQUAAAAA&#10;" stroked="f">
                       <v:textbox style="mso-fit-shape-to-text:t" inset="0,0,0,0">
@@ -6485,7 +6486,7 @@
                             <a:tailEnd type="none" w="med" len="med"/>
                             <a:extLst>
                               <a:ext uri="{C807C97D-BFC1-408E-A445-0C87EB9F89A2}">
-                                <ask:lineSketchStyleProps xmlns:ask="http://schemas.microsoft.com/office/drawing/2018/sketchyshapes" sd="0">
+                                <ask:lineSketchStyleProps xmlns:ask="http://schemas.microsoft.com/office/drawing/2018/sketchyshapes" xmlns:w16sdtfl="http://schemas.microsoft.com/office/word/2024/wordml/sdtformatlock" xmlns:w16sdtdh="http://schemas.microsoft.com/office/word/2020/wordml/sdtdatahash" xmlns:w16du="http://schemas.microsoft.com/office/word/2023/wordml/word16du" xmlns:w16="http://schemas.microsoft.com/office/word/2018/wordml" xmlns:w16cid="http://schemas.microsoft.com/office/word/2016/wordml/cid" xmlns:w16cex="http://schemas.microsoft.com/office/word/2018/wordml/cex" xmlns:w="http://schemas.openxmlformats.org/wordprocessingml/2006/main" xmlns:w10="urn:schemas-microsoft-com:office:word" xmlns:v="urn:schemas-microsoft-com:vml" xmlns:oel="http://schemas.microsoft.com/office/2019/extlst" xmlns:o="urn:schemas-microsoft-com:office:office" xmlns:am3d="http://schemas.microsoft.com/office/drawing/2017/model3d" xmlns:aink="http://schemas.microsoft.com/office/drawing/2016/ink" xmlns:cx8="http://schemas.microsoft.com/office/drawing/2016/5/14/chartex" xmlns:cx7="http://schemas.microsoft.com/office/drawing/2016/5/13/chartex" xmlns:cx6="http://schemas.microsoft.com/office/drawing/2016/5/12/chartex" xmlns:cx5="http://schemas.microsoft.com/office/drawing/2016/5/11/chartex" xmlns:cx4="http://schemas.microsoft.com/office/drawing/2016/5/10/chartex" xmlns:cx3="http://schemas.microsoft.com/office/drawing/2016/5/9/chartex" xmlns:cx2="http://schemas.microsoft.com/office/drawing/2015/10/21/chartex" xmlns:cx1="http://schemas.microsoft.com/office/drawing/2015/9/8/chartex" xmlns="" sd="0">
                                   <a:custGeom>
                                     <a:avLst/>
                                     <a:gdLst/>
@@ -6805,7 +6806,23 @@
                 <w:rFonts w:ascii="Times New Roman" w:eastAsia="標楷體" w:hAnsi="Times New Roman"/>
                 <w:bCs/>
               </w:rPr>
-              <w:t>合約進行代幣化金流託管，確保資金安全與交易透明，建立使用者信任基礎。</w:t>
+              <w:t>合約進行</w:t>
+            </w:r>
+            <w:proofErr w:type="gramStart"/>
+            <w:r>
+              <w:rPr>
+                <w:rFonts w:ascii="Times New Roman" w:eastAsia="標楷體" w:hAnsi="Times New Roman"/>
+                <w:bCs/>
+              </w:rPr>
+              <w:t>代幣化金流</w:t>
+            </w:r>
+            <w:proofErr w:type="gramEnd"/>
+            <w:r>
+              <w:rPr>
+                <w:rFonts w:ascii="Times New Roman" w:eastAsia="標楷體" w:hAnsi="Times New Roman"/>
+                <w:bCs/>
+              </w:rPr>
+              <w:t>託管，確保資金安全與交易透明，建立使用者信任基礎。</w:t>
             </w:r>
           </w:p>
           <w:p>
@@ -7098,7 +7115,7 @@
           </w:p>
           <w:tbl>
             <w:tblPr>
-              <w:tblStyle w:val="af5"/>
+              <w:tblStyle w:val="af4"/>
               <w:tblW w:w="0" w:type="auto"/>
               <w:jc w:val="center"/>
               <w:tblBorders>
@@ -7109,6 +7126,7 @@
                 <w:insideH w:val="none" w:sz="0" w:space="0" w:color="auto"/>
                 <w:insideV w:val="none" w:sz="0" w:space="0" w:color="auto"/>
               </w:tblBorders>
+              <w:tblLayout w:type="fixed"/>
               <w:tblLook w:val="04A0" w:firstRow="1" w:lastRow="0" w:firstColumn="1" w:lastColumn="0" w:noHBand="0" w:noVBand="1"/>
             </w:tblPr>
             <w:tblGrid>
@@ -7724,7 +7742,7 @@
           </w:p>
           <w:tbl>
             <w:tblPr>
-              <w:tblStyle w:val="af5"/>
+              <w:tblStyle w:val="af4"/>
               <w:tblW w:w="0" w:type="auto"/>
               <w:jc w:val="center"/>
               <w:tblBorders>
@@ -7735,6 +7753,7 @@
                 <w:insideH w:val="none" w:sz="0" w:space="0" w:color="auto"/>
                 <w:insideV w:val="none" w:sz="0" w:space="0" w:color="auto"/>
               </w:tblBorders>
+              <w:tblLayout w:type="fixed"/>
               <w:tblLook w:val="04A0" w:firstRow="1" w:lastRow="0" w:firstColumn="1" w:lastColumn="0" w:noHBand="0" w:noVBand="1"/>
             </w:tblPr>
             <w:tblGrid>
@@ -8371,7 +8390,7 @@
           </w:p>
           <w:tbl>
             <w:tblPr>
-              <w:tblStyle w:val="af5"/>
+              <w:tblStyle w:val="af4"/>
               <w:tblpPr w:leftFromText="180" w:rightFromText="180" w:vertAnchor="text" w:horzAnchor="margin" w:tblpY="-107"/>
               <w:tblOverlap w:val="never"/>
               <w:tblW w:w="0" w:type="auto"/>
@@ -8383,6 +8402,7 @@
                 <w:insideH w:val="none" w:sz="0" w:space="0" w:color="auto"/>
                 <w:insideV w:val="none" w:sz="0" w:space="0" w:color="auto"/>
               </w:tblBorders>
+              <w:tblLayout w:type="fixed"/>
               <w:tblLook w:val="04A0" w:firstRow="1" w:lastRow="0" w:firstColumn="1" w:lastColumn="0" w:noHBand="0" w:noVBand="1"/>
             </w:tblPr>
             <w:tblGrid>
@@ -8958,7 +8978,7 @@
           </w:p>
           <w:tbl>
             <w:tblPr>
-              <w:tblStyle w:val="af5"/>
+              <w:tblStyle w:val="af4"/>
               <w:tblW w:w="0" w:type="auto"/>
               <w:jc w:val="center"/>
               <w:tblBorders>
@@ -8969,6 +8989,7 @@
                 <w:insideH w:val="none" w:sz="0" w:space="0" w:color="auto"/>
                 <w:insideV w:val="none" w:sz="0" w:space="0" w:color="auto"/>
               </w:tblBorders>
+              <w:tblLayout w:type="fixed"/>
               <w:tblLook w:val="04A0" w:firstRow="1" w:lastRow="0" w:firstColumn="1" w:lastColumn="0" w:noHBand="0" w:noVBand="1"/>
             </w:tblPr>
             <w:tblGrid>
@@ -9445,7 +9466,7 @@
               </w:numPr>
               <w:jc w:val="both"/>
               <w:rPr>
-                <w:rFonts w:eastAsia="標楷體" w:hint="eastAsia"/>
+                <w:rFonts w:eastAsia="標楷體"/>
               </w:rPr>
             </w:pPr>
             <w:r>
@@ -9543,7 +9564,7 @@
           </w:p>
           <w:tbl>
             <w:tblPr>
-              <w:tblStyle w:val="af5"/>
+              <w:tblStyle w:val="af4"/>
               <w:tblW w:w="0" w:type="auto"/>
               <w:jc w:val="center"/>
               <w:tblBorders>
@@ -9554,6 +9575,7 @@
                 <w:insideH w:val="none" w:sz="0" w:space="0" w:color="auto"/>
                 <w:insideV w:val="none" w:sz="0" w:space="0" w:color="auto"/>
               </w:tblBorders>
+              <w:tblLayout w:type="fixed"/>
               <w:tblLook w:val="04A0" w:firstRow="1" w:lastRow="0" w:firstColumn="1" w:lastColumn="0" w:noHBand="0" w:noVBand="1"/>
             </w:tblPr>
             <w:tblGrid>
@@ -10016,21 +10038,21 @@
               <w:rPr>
                 <w:rFonts w:eastAsia="標楷體"/>
               </w:rPr>
-              <w:t>用戶可檢視追蹤的書籍清單。同時，系統設計了「會員等級制」，隨著交易誠信累積，用戶可從小學士、碩士逐步晉升至博學士，</w:t>
-            </w:r>
-            <w:proofErr w:type="gramStart"/>
-            <w:r>
-              <w:rPr>
-                <w:rFonts w:eastAsia="標楷體"/>
-              </w:rPr>
-              <w:t>解鎖更低</w:t>
-            </w:r>
-            <w:proofErr w:type="gramEnd"/>
-            <w:r>
-              <w:rPr>
-                <w:rFonts w:eastAsia="標楷體"/>
-              </w:rPr>
-              <w:t>的手續費或優先預約櫃位之權限。</w:t>
+              <w:t>用戶可檢視追蹤的書籍清單。同時，系統設計了「會員等級制」，隨著交易誠信累積，用戶可從</w:t>
+            </w:r>
+            <w:r>
+              <w:rPr>
+                <w:rFonts w:eastAsia="標楷體" w:hint="eastAsia"/>
+              </w:rPr>
+              <w:t>新手書友、活躍書友、資深書友逐步晉升菁英書友</w:t>
+            </w:r>
+            <w:bookmarkStart w:id="0" w:name="_GoBack"/>
+            <w:bookmarkEnd w:id="0"/>
+            <w:r>
+              <w:rPr>
+                <w:rFonts w:eastAsia="標楷體"/>
+              </w:rPr>
+              <w:t>，解鎖更低的手續費或優先預約櫃位之權限。</w:t>
             </w:r>
           </w:p>
           <w:p>
@@ -10091,7 +10113,7 @@
           </w:p>
           <w:tbl>
             <w:tblPr>
-              <w:tblStyle w:val="af5"/>
+              <w:tblStyle w:val="af4"/>
               <w:tblW w:w="0" w:type="auto"/>
               <w:jc w:val="center"/>
               <w:tblBorders>
@@ -10102,6 +10124,7 @@
                 <w:insideH w:val="none" w:sz="0" w:space="0" w:color="auto"/>
                 <w:insideV w:val="none" w:sz="0" w:space="0" w:color="auto"/>
               </w:tblBorders>
+              <w:tblLayout w:type="fixed"/>
               <w:tblLook w:val="04A0" w:firstRow="1" w:lastRow="0" w:firstColumn="1" w:lastColumn="0" w:noHBand="0" w:noVBand="1"/>
             </w:tblPr>
             <w:tblGrid>
@@ -10548,7 +10571,7 @@
           </w:p>
           <w:tbl>
             <w:tblPr>
-              <w:tblStyle w:val="af5"/>
+              <w:tblStyle w:val="af4"/>
               <w:tblW w:w="0" w:type="auto"/>
               <w:jc w:val="center"/>
               <w:tblBorders>
@@ -10559,6 +10582,7 @@
                 <w:insideH w:val="none" w:sz="0" w:space="0" w:color="auto"/>
                 <w:insideV w:val="none" w:sz="0" w:space="0" w:color="auto"/>
               </w:tblBorders>
+              <w:tblLayout w:type="fixed"/>
               <w:tblLook w:val="04A0" w:firstRow="1" w:lastRow="0" w:firstColumn="1" w:lastColumn="0" w:noHBand="0" w:noVBand="1"/>
             </w:tblPr>
             <w:tblGrid>
@@ -11132,7 +11156,7 @@
           </w:p>
           <w:tbl>
             <w:tblPr>
-              <w:tblStyle w:val="af5"/>
+              <w:tblStyle w:val="af4"/>
               <w:tblW w:w="0" w:type="auto"/>
               <w:jc w:val="center"/>
               <w:tblBorders>
@@ -11143,6 +11167,7 @@
                 <w:insideH w:val="none" w:sz="0" w:space="0" w:color="auto"/>
                 <w:insideV w:val="none" w:sz="0" w:space="0" w:color="auto"/>
               </w:tblBorders>
+              <w:tblLayout w:type="fixed"/>
               <w:tblLook w:val="04A0" w:firstRow="1" w:lastRow="0" w:firstColumn="1" w:lastColumn="0" w:noHBand="0" w:noVBand="1"/>
             </w:tblPr>
             <w:tblGrid>
@@ -11181,7 +11206,7 @@
                       <w:noProof/>
                     </w:rPr>
                     <mc:AlternateContent>
-                      <mc:Choice Requires="am3d">
+                      <mc:Choice xmlns:w16sdtfl="http://schemas.microsoft.com/office/word/2024/wordml/sdtformatlock" xmlns:w16sdtdh="http://schemas.microsoft.com/office/word/2020/wordml/sdtdatahash" xmlns:w16du="http://schemas.microsoft.com/office/word/2023/wordml/word16du" xmlns:w16="http://schemas.microsoft.com/office/word/2018/wordml" xmlns:w16cid="http://schemas.microsoft.com/office/word/2016/wordml/cid" xmlns:w16cex="http://schemas.microsoft.com/office/word/2018/wordml/cex" xmlns:oel="http://schemas.microsoft.com/office/2019/extlst" xmlns:am3d="http://schemas.microsoft.com/office/drawing/2017/model3d" xmlns:aink="http://schemas.microsoft.com/office/drawing/2016/ink" xmlns:cx8="http://schemas.microsoft.com/office/drawing/2016/5/14/chartex" xmlns:cx7="http://schemas.microsoft.com/office/drawing/2016/5/13/chartex" xmlns:cx6="http://schemas.microsoft.com/office/drawing/2016/5/12/chartex" xmlns:cx5="http://schemas.microsoft.com/office/drawing/2016/5/11/chartex" xmlns:cx4="http://schemas.microsoft.com/office/drawing/2016/5/10/chartex" xmlns:cx3="http://schemas.microsoft.com/office/drawing/2016/5/9/chartex" xmlns:cx2="http://schemas.microsoft.com/office/drawing/2015/10/21/chartex" xmlns:cx1="http://schemas.microsoft.com/office/drawing/2015/9/8/chartex" Requires="am3d">
                         <w:drawing>
                           <wp:anchor distT="0" distB="0" distL="114300" distR="114300" simplePos="0" relativeHeight="251659264" behindDoc="0" locked="0" layoutInCell="1" allowOverlap="1" wp14:anchorId="147E2264" wp14:editId="598D8891">
                             <wp:simplePos x="0" y="0"/>
@@ -11315,7 +11340,7 @@
                                     </pic:cNvPicPr>
                                   </pic:nvPicPr>
                                   <pic:blipFill>
-                                    <a:blip r:embed="rId45"/>
+                                    <a:blip r:embed="rId46"/>
                                     <a:stretch>
                                       <a:fillRect/>
                                     </a:stretch>
@@ -11503,7 +11528,7 @@
                       <w:noProof/>
                     </w:rPr>
                     <mc:AlternateContent>
-                      <mc:Choice Requires="am3d">
+                      <mc:Choice xmlns:w16sdtfl="http://schemas.microsoft.com/office/word/2024/wordml/sdtformatlock" xmlns:w16sdtdh="http://schemas.microsoft.com/office/word/2020/wordml/sdtdatahash" xmlns:w16du="http://schemas.microsoft.com/office/word/2023/wordml/word16du" xmlns:w16="http://schemas.microsoft.com/office/word/2018/wordml" xmlns:w16cid="http://schemas.microsoft.com/office/word/2016/wordml/cid" xmlns:w16cex="http://schemas.microsoft.com/office/word/2018/wordml/cex" xmlns:oel="http://schemas.microsoft.com/office/2019/extlst" xmlns:am3d="http://schemas.microsoft.com/office/drawing/2017/model3d" xmlns:aink="http://schemas.microsoft.com/office/drawing/2016/ink" xmlns:cx8="http://schemas.microsoft.com/office/drawing/2016/5/14/chartex" xmlns:cx7="http://schemas.microsoft.com/office/drawing/2016/5/13/chartex" xmlns:cx6="http://schemas.microsoft.com/office/drawing/2016/5/12/chartex" xmlns:cx5="http://schemas.microsoft.com/office/drawing/2016/5/11/chartex" xmlns:cx4="http://schemas.microsoft.com/office/drawing/2016/5/10/chartex" xmlns:cx3="http://schemas.microsoft.com/office/drawing/2016/5/9/chartex" xmlns:cx2="http://schemas.microsoft.com/office/drawing/2015/10/21/chartex" xmlns:cx1="http://schemas.microsoft.com/office/drawing/2015/9/8/chartex" Requires="am3d">
                         <w:drawing>
                           <wp:anchor distT="0" distB="0" distL="114300" distR="114300" simplePos="0" relativeHeight="251661312" behindDoc="0" locked="0" layoutInCell="1" allowOverlap="1" wp14:anchorId="362A51BF" wp14:editId="62D63015">
                             <wp:simplePos x="0" y="0"/>
@@ -11528,7 +11553,7 @@
                             </wp:cNvGraphicFramePr>
                             <a:graphic xmlns:a="http://schemas.openxmlformats.org/drawingml/2006/main">
                               <a:graphicData uri="http://schemas.microsoft.com/office/drawing/2017/model3d">
-                                <am3d:model3d r:embed="rId46">
+                                <am3d:model3d r:embed="rId47">
                                   <am3d:spPr>
                                     <a:xfrm rot="15715539">
                                       <a:off x="0" y="0"/>
@@ -11556,7 +11581,7 @@
                                     <am3d:postTrans dx="0" dy="0" dz="0"/>
                                   </am3d:trans>
                                   <am3d:raster rName="Office3DRenderer" rVer="16.0.8326">
-                                    <am3d:blip r:embed="rId47"/>
+                                    <am3d:blip r:embed="rId48"/>
                                   </am3d:raster>
                                   <am3d:objViewport viewportSz="1776841"/>
                                   <am3d:ambientLight>
@@ -11637,7 +11662,7 @@
                                     </pic:cNvPicPr>
                                   </pic:nvPicPr>
                                   <pic:blipFill>
-                                    <a:blip r:embed="rId47"/>
+                                    <a:blip r:embed="rId49"/>
                                     <a:stretch>
                                       <a:fillRect/>
                                     </a:stretch>
@@ -11798,7 +11823,7 @@
                       <w:noProof/>
                     </w:rPr>
                     <mc:AlternateContent>
-                      <mc:Choice Requires="am3d">
+                      <mc:Choice xmlns:w16sdtfl="http://schemas.microsoft.com/office/word/2024/wordml/sdtformatlock" xmlns:w16sdtdh="http://schemas.microsoft.com/office/word/2020/wordml/sdtdatahash" xmlns:w16du="http://schemas.microsoft.com/office/word/2023/wordml/word16du" xmlns:w16="http://schemas.microsoft.com/office/word/2018/wordml" xmlns:w16cid="http://schemas.microsoft.com/office/word/2016/wordml/cid" xmlns:w16cex="http://schemas.microsoft.com/office/word/2018/wordml/cex" xmlns:oel="http://schemas.microsoft.com/office/2019/extlst" xmlns:am3d="http://schemas.microsoft.com/office/drawing/2017/model3d" xmlns:aink="http://schemas.microsoft.com/office/drawing/2016/ink" xmlns:cx8="http://schemas.microsoft.com/office/drawing/2016/5/14/chartex" xmlns:cx7="http://schemas.microsoft.com/office/drawing/2016/5/13/chartex" xmlns:cx6="http://schemas.microsoft.com/office/drawing/2016/5/12/chartex" xmlns:cx5="http://schemas.microsoft.com/office/drawing/2016/5/11/chartex" xmlns:cx4="http://schemas.microsoft.com/office/drawing/2016/5/10/chartex" xmlns:cx3="http://schemas.microsoft.com/office/drawing/2016/5/9/chartex" xmlns:cx2="http://schemas.microsoft.com/office/drawing/2015/10/21/chartex" xmlns:cx1="http://schemas.microsoft.com/office/drawing/2015/9/8/chartex" Requires="am3d">
                         <w:drawing>
                           <wp:anchor distT="0" distB="0" distL="114300" distR="114300" simplePos="0" relativeHeight="251663360" behindDoc="0" locked="0" layoutInCell="1" allowOverlap="1" wp14:anchorId="0345650F" wp14:editId="7F0FBC67">
                             <wp:simplePos x="0" y="0"/>
@@ -11823,7 +11848,7 @@
                             </wp:cNvGraphicFramePr>
                             <a:graphic xmlns:a="http://schemas.openxmlformats.org/drawingml/2006/main">
                               <a:graphicData uri="http://schemas.microsoft.com/office/drawing/2017/model3d">
-                                <am3d:model3d r:embed="rId48">
+                                <am3d:model3d r:embed="rId50">
                                   <am3d:spPr>
                                     <a:xfrm rot="5002553">
                                       <a:off x="0" y="0"/>
@@ -11851,7 +11876,7 @@
                                     <am3d:postTrans dx="0" dy="0" dz="0"/>
                                   </am3d:trans>
                                   <am3d:raster rName="Office3DRenderer" rVer="16.0.8326">
-                                    <am3d:blip r:embed="rId49"/>
+                                    <am3d:blip r:embed="rId51"/>
                                   </am3d:raster>
                                   <am3d:objViewport viewportSz="2306672"/>
                                   <am3d:ambientLight>
@@ -11932,7 +11957,7 @@
                                     </pic:cNvPicPr>
                                   </pic:nvPicPr>
                                   <pic:blipFill>
-                                    <a:blip r:embed="rId49"/>
+                                    <a:blip r:embed="rId52"/>
                                     <a:stretch>
                                       <a:fillRect/>
                                     </a:stretch>
@@ -12107,7 +12132,7 @@
                       <w:noProof/>
                     </w:rPr>
                     <mc:AlternateContent>
-                      <mc:Choice Requires="am3d">
+                      <mc:Choice xmlns:w16sdtfl="http://schemas.microsoft.com/office/word/2024/wordml/sdtformatlock" xmlns:w16sdtdh="http://schemas.microsoft.com/office/word/2020/wordml/sdtdatahash" xmlns:w16du="http://schemas.microsoft.com/office/word/2023/wordml/word16du" xmlns:w16="http://schemas.microsoft.com/office/word/2018/wordml" xmlns:w16cid="http://schemas.microsoft.com/office/word/2016/wordml/cid" xmlns:w16cex="http://schemas.microsoft.com/office/word/2018/wordml/cex" xmlns:oel="http://schemas.microsoft.com/office/2019/extlst" xmlns:am3d="http://schemas.microsoft.com/office/drawing/2017/model3d" xmlns:aink="http://schemas.microsoft.com/office/drawing/2016/ink" xmlns:cx8="http://schemas.microsoft.com/office/drawing/2016/5/14/chartex" xmlns:cx7="http://schemas.microsoft.com/office/drawing/2016/5/13/chartex" xmlns:cx6="http://schemas.microsoft.com/office/drawing/2016/5/12/chartex" xmlns:cx5="http://schemas.microsoft.com/office/drawing/2016/5/11/chartex" xmlns:cx4="http://schemas.microsoft.com/office/drawing/2016/5/10/chartex" xmlns:cx3="http://schemas.microsoft.com/office/drawing/2016/5/9/chartex" xmlns:cx2="http://schemas.microsoft.com/office/drawing/2015/10/21/chartex" xmlns:cx1="http://schemas.microsoft.com/office/drawing/2015/9/8/chartex" Requires="am3d">
                         <w:drawing>
                           <wp:anchor distT="0" distB="0" distL="114300" distR="114300" simplePos="0" relativeHeight="251665408" behindDoc="0" locked="0" layoutInCell="1" allowOverlap="1" wp14:anchorId="1A3959DA" wp14:editId="47E89D58">
                             <wp:simplePos x="0" y="0"/>
@@ -12132,7 +12157,7 @@
                             </wp:cNvGraphicFramePr>
                             <a:graphic xmlns:a="http://schemas.openxmlformats.org/drawingml/2006/main">
                               <a:graphicData uri="http://schemas.microsoft.com/office/drawing/2017/model3d">
-                                <am3d:model3d r:embed="rId50">
+                                <am3d:model3d r:embed="rId53">
                                   <am3d:spPr>
                                     <a:xfrm rot="15227644">
                                       <a:off x="0" y="0"/>
@@ -12160,7 +12185,7 @@
                                     <am3d:postTrans dx="0" dy="0" dz="0"/>
                                   </am3d:trans>
                                   <am3d:raster rName="Office3DRenderer" rVer="16.0.8326">
-                                    <am3d:blip r:embed="rId51"/>
+                                    <am3d:blip r:embed="rId54"/>
                                   </am3d:raster>
                                   <am3d:objViewport viewportSz="1993847"/>
                                   <am3d:ambientLight>
@@ -12241,7 +12266,7 @@
                                     </pic:cNvPicPr>
                                   </pic:nvPicPr>
                                   <pic:blipFill>
-                                    <a:blip r:embed="rId51"/>
+                                    <a:blip r:embed="rId55"/>
                                     <a:stretch>
                                       <a:fillRect/>
                                     </a:stretch>
@@ -12943,12 +12968,14 @@
               </w:rPr>
               <w:t>系統預計部署智慧合約於以太坊（</w:t>
             </w:r>
+            <w:proofErr w:type="spellStart"/>
             <w:r>
               <w:rPr>
                 <w:rFonts w:eastAsia="標楷體"/>
               </w:rPr>
               <w:t>Ethereum</w:t>
             </w:r>
+            <w:proofErr w:type="spellEnd"/>
             <w:r>
               <w:rPr>
                 <w:rFonts w:eastAsia="標楷體"/>
@@ -13929,8 +13956,8 @@
       </w:pPr>
     </w:p>
     <w:sectPr>
-      <w:headerReference w:type="default" r:id="rId52"/>
-      <w:footerReference w:type="default" r:id="rId53"/>
+      <w:headerReference w:type="default" r:id="rId56"/>
+      <w:footerReference w:type="default" r:id="rId57"/>
       <w:pgSz w:w="11906" w:h="16838"/>
       <w:pgMar w:top="720" w:right="851" w:bottom="720" w:left="851" w:header="851" w:footer="992" w:gutter="0"/>
       <w:cols w:space="720"/>
@@ -13941,7 +13968,7 @@
 </file>
 
 <file path=word/endnotes.xml><?xml version="1.0" encoding="utf-8"?>
-<w:endnotes xmlns:wpc="http://schemas.microsoft.com/office/word/2010/wordprocessingCanvas" xmlns:cx="http://schemas.microsoft.com/office/drawing/2014/chartex" xmlns:cx1="http://schemas.microsoft.com/office/drawing/2015/9/8/chartex" xmlns:cx2="http://schemas.microsoft.com/office/drawing/2015/10/21/chartex" xmlns:cx3="http://schemas.microsoft.com/office/drawing/2016/5/9/chartex" xmlns:cx4="http://schemas.microsoft.com/office/drawing/2016/5/10/chartex" xmlns:cx5="http://schemas.microsoft.com/office/drawing/2016/5/11/chartex" xmlns:cx6="http://schemas.microsoft.com/office/drawing/2016/5/12/chartex" xmlns:cx7="http://schemas.microsoft.com/office/drawing/2016/5/13/chartex" xmlns:cx8="http://schemas.microsoft.com/office/drawing/2016/5/14/chartex" xmlns:mc="http://schemas.openxmlformats.org/markup-compatibility/2006" xmlns:aink="http://schemas.microsoft.com/office/drawing/2016/ink" xmlns:am3d="http://schemas.microsoft.com/office/drawing/2017/model3d" xmlns:o="urn:schemas-microsoft-com:office:office" xmlns:oel="http://schemas.microsoft.com/office/2019/extlst" xmlns:r="http://schemas.openxmlformats.org/officeDocument/2006/relationships" xmlns:m="http://schemas.openxmlformats.org/officeDocument/2006/math" xmlns:v="urn:schemas-microsoft-com:vml" xmlns:wp14="http://schemas.microsoft.com/office/word/2010/wordprocessingDrawing" xmlns:wp="http://schemas.openxmlformats.org/drawingml/2006/wordprocessingDrawing" xmlns:w10="urn:schemas-microsoft-com:office:word" xmlns:w="http://schemas.openxmlformats.org/wordprocessingml/2006/main" xmlns:w14="http://schemas.microsoft.com/office/word/2010/wordml" xmlns:w15="http://schemas.microsoft.com/office/word/2012/wordml" xmlns:w16cex="http://schemas.microsoft.com/office/word/2018/wordml/cex" xmlns:w16cid="http://schemas.microsoft.com/office/word/2016/wordml/cid" xmlns:w16="http://schemas.microsoft.com/office/word/2018/wordml" xmlns:w16du="http://schemas.microsoft.com/office/word/2023/wordml/word16du" xmlns:w16sdtdh="http://schemas.microsoft.com/office/word/2020/wordml/sdtdatahash" xmlns:w16sdtfl="http://schemas.microsoft.com/office/word/2024/wordml/sdtformatlock" xmlns:w16se="http://schemas.microsoft.com/office/word/2015/wordml/symex" xmlns:wpg="http://schemas.microsoft.com/office/word/2010/wordprocessingGroup" xmlns:wpi="http://schemas.microsoft.com/office/word/2010/wordprocessingInk" xmlns:wne="http://schemas.microsoft.com/office/word/2006/wordml" xmlns:wps="http://schemas.microsoft.com/office/word/2010/wordprocessingShape" mc:Ignorable="w14 w15 w16se w16cid w16 w16cex w16sdtdh w16sdtfl w16du wp14">
+<w:endnotes xmlns:wpc="http://schemas.microsoft.com/office/word/2010/wordprocessingCanvas" xmlns:cx="http://schemas.microsoft.com/office/drawing/2014/chartex" xmlns:mc="http://schemas.openxmlformats.org/markup-compatibility/2006" xmlns:o="urn:schemas-microsoft-com:office:office" xmlns:r="http://schemas.openxmlformats.org/officeDocument/2006/relationships" xmlns:m="http://schemas.openxmlformats.org/officeDocument/2006/math" xmlns:v="urn:schemas-microsoft-com:vml" xmlns:wp14="http://schemas.microsoft.com/office/word/2010/wordprocessingDrawing" xmlns:wp="http://schemas.openxmlformats.org/drawingml/2006/wordprocessingDrawing" xmlns:w10="urn:schemas-microsoft-com:office:word" xmlns:w="http://schemas.openxmlformats.org/wordprocessingml/2006/main" xmlns:w14="http://schemas.microsoft.com/office/word/2010/wordml" xmlns:w15="http://schemas.microsoft.com/office/word/2012/wordml" xmlns:w16se="http://schemas.microsoft.com/office/word/2015/wordml/symex" xmlns:wpg="http://schemas.microsoft.com/office/word/2010/wordprocessingGroup" xmlns:wpi="http://schemas.microsoft.com/office/word/2010/wordprocessingInk" xmlns:wne="http://schemas.microsoft.com/office/word/2006/wordml" xmlns:wps="http://schemas.microsoft.com/office/word/2010/wordprocessingShape" mc:Ignorable="w14 w15 w16se wp14">
   <w:endnote w:type="separator" w:id="-1">
     <w:p>
       <w:r>
@@ -13960,7 +13987,7 @@
 </file>
 
 <file path=word/footer1.xml><?xml version="1.0" encoding="utf-8"?>
-<w:ftr xmlns:wpc="http://schemas.microsoft.com/office/word/2010/wordprocessingCanvas" xmlns:cx="http://schemas.microsoft.com/office/drawing/2014/chartex" xmlns:cx1="http://schemas.microsoft.com/office/drawing/2015/9/8/chartex" xmlns:cx2="http://schemas.microsoft.com/office/drawing/2015/10/21/chartex" xmlns:cx3="http://schemas.microsoft.com/office/drawing/2016/5/9/chartex" xmlns:cx4="http://schemas.microsoft.com/office/drawing/2016/5/10/chartex" xmlns:cx5="http://schemas.microsoft.com/office/drawing/2016/5/11/chartex" xmlns:cx6="http://schemas.microsoft.com/office/drawing/2016/5/12/chartex" xmlns:cx7="http://schemas.microsoft.com/office/drawing/2016/5/13/chartex" xmlns:cx8="http://schemas.microsoft.com/office/drawing/2016/5/14/chartex" xmlns:mc="http://schemas.openxmlformats.org/markup-compatibility/2006" xmlns:aink="http://schemas.microsoft.com/office/drawing/2016/ink" xmlns:am3d="http://schemas.microsoft.com/office/drawing/2017/model3d" xmlns:o="urn:schemas-microsoft-com:office:office" xmlns:oel="http://schemas.microsoft.com/office/2019/extlst" xmlns:r="http://schemas.openxmlformats.org/officeDocument/2006/relationships" xmlns:m="http://schemas.openxmlformats.org/officeDocument/2006/math" xmlns:v="urn:schemas-microsoft-com:vml" xmlns:wp14="http://schemas.microsoft.com/office/word/2010/wordprocessingDrawing" xmlns:wp="http://schemas.openxmlformats.org/drawingml/2006/wordprocessingDrawing" xmlns:w10="urn:schemas-microsoft-com:office:word" xmlns:w="http://schemas.openxmlformats.org/wordprocessingml/2006/main" xmlns:w14="http://schemas.microsoft.com/office/word/2010/wordml" xmlns:w15="http://schemas.microsoft.com/office/word/2012/wordml" xmlns:w16cex="http://schemas.microsoft.com/office/word/2018/wordml/cex" xmlns:w16cid="http://schemas.microsoft.com/office/word/2016/wordml/cid" xmlns:w16="http://schemas.microsoft.com/office/word/2018/wordml" xmlns:w16du="http://schemas.microsoft.com/office/word/2023/wordml/word16du" xmlns:w16sdtdh="http://schemas.microsoft.com/office/word/2020/wordml/sdtdatahash" xmlns:w16sdtfl="http://schemas.microsoft.com/office/word/2024/wordml/sdtformatlock" xmlns:w16se="http://schemas.microsoft.com/office/word/2015/wordml/symex" xmlns:wpg="http://schemas.microsoft.com/office/word/2010/wordprocessingGroup" xmlns:wpi="http://schemas.microsoft.com/office/word/2010/wordprocessingInk" xmlns:wne="http://schemas.microsoft.com/office/word/2006/wordml" xmlns:wps="http://schemas.microsoft.com/office/word/2010/wordprocessingShape" mc:Ignorable="w14 w15 w16se w16cid w16 w16cex w16sdtdh w16sdtfl w16du wp14">
+<w:ftr xmlns:wpc="http://schemas.microsoft.com/office/word/2010/wordprocessingCanvas" xmlns:cx="http://schemas.microsoft.com/office/drawing/2014/chartex" xmlns:mc="http://schemas.openxmlformats.org/markup-compatibility/2006" xmlns:o="urn:schemas-microsoft-com:office:office" xmlns:r="http://schemas.openxmlformats.org/officeDocument/2006/relationships" xmlns:m="http://schemas.openxmlformats.org/officeDocument/2006/math" xmlns:v="urn:schemas-microsoft-com:vml" xmlns:wp14="http://schemas.microsoft.com/office/word/2010/wordprocessingDrawing" xmlns:wp="http://schemas.openxmlformats.org/drawingml/2006/wordprocessingDrawing" xmlns:w10="urn:schemas-microsoft-com:office:word" xmlns:w="http://schemas.openxmlformats.org/wordprocessingml/2006/main" xmlns:w14="http://schemas.microsoft.com/office/word/2010/wordml" xmlns:w15="http://schemas.microsoft.com/office/word/2012/wordml" xmlns:w16se="http://schemas.microsoft.com/office/word/2015/wordml/symex" xmlns:wpg="http://schemas.microsoft.com/office/word/2010/wordprocessingGroup" xmlns:wpi="http://schemas.microsoft.com/office/word/2010/wordprocessingInk" xmlns:wne="http://schemas.microsoft.com/office/word/2006/wordml" xmlns:wps="http://schemas.microsoft.com/office/word/2010/wordprocessingShape" mc:Ignorable="w14 w15 w16se wp14">
   <w:p>
     <w:pPr>
       <w:pStyle w:val="a6"/>
@@ -13999,7 +14026,7 @@
         <w:rFonts w:ascii="標楷體" w:eastAsia="標楷體" w:hAnsi="標楷體"/>
         <w:noProof/>
       </w:rPr>
-      <w:t>8</w:t>
+      <w:t>11</w:t>
     </w:r>
     <w:r>
       <w:rPr>
@@ -14012,14 +14039,7 @@
         <w:rFonts w:ascii="標楷體" w:eastAsia="標楷體" w:hAnsi="標楷體"/>
         <w:lang w:val="zh-TW"/>
       </w:rPr>
-      <w:t xml:space="preserve"> </w:t>
-    </w:r>
-    <w:r>
-      <w:rPr>
-        <w:rFonts w:ascii="標楷體" w:eastAsia="標楷體" w:hAnsi="標楷體"/>
-        <w:lang w:val="zh-TW"/>
-      </w:rPr>
-      <w:t xml:space="preserve">/ </w:t>
+      <w:t xml:space="preserve"> / </w:t>
     </w:r>
     <w:r>
       <w:rPr>
@@ -14044,7 +14064,7 @@
         <w:rFonts w:ascii="標楷體" w:eastAsia="標楷體" w:hAnsi="標楷體"/>
         <w:noProof/>
       </w:rPr>
-      <w:t>8</w:t>
+      <w:t>11</w:t>
     </w:r>
     <w:r>
       <w:rPr>
@@ -14058,7 +14078,7 @@
 </file>
 
 <file path=word/footnotes.xml><?xml version="1.0" encoding="utf-8"?>
-<w:footnotes xmlns:wpc="http://schemas.microsoft.com/office/word/2010/wordprocessingCanvas" xmlns:cx="http://schemas.microsoft.com/office/drawing/2014/chartex" xmlns:cx1="http://schemas.microsoft.com/office/drawing/2015/9/8/chartex" xmlns:cx2="http://schemas.microsoft.com/office/drawing/2015/10/21/chartex" xmlns:cx3="http://schemas.microsoft.com/office/drawing/2016/5/9/chartex" xmlns:cx4="http://schemas.microsoft.com/office/drawing/2016/5/10/chartex" xmlns:cx5="http://schemas.microsoft.com/office/drawing/2016/5/11/chartex" xmlns:cx6="http://schemas.microsoft.com/office/drawing/2016/5/12/chartex" xmlns:cx7="http://schemas.microsoft.com/office/drawing/2016/5/13/chartex" xmlns:cx8="http://schemas.microsoft.com/office/drawing/2016/5/14/chartex" xmlns:mc="http://schemas.openxmlformats.org/markup-compatibility/2006" xmlns:aink="http://schemas.microsoft.com/office/drawing/2016/ink" xmlns:am3d="http://schemas.microsoft.com/office/drawing/2017/model3d" xmlns:o="urn:schemas-microsoft-com:office:office" xmlns:oel="http://schemas.microsoft.com/office/2019/extlst" xmlns:r="http://schemas.openxmlformats.org/officeDocument/2006/relationships" xmlns:m="http://schemas.openxmlformats.org/officeDocument/2006/math" xmlns:v="urn:schemas-microsoft-com:vml" xmlns:wp14="http://schemas.microsoft.com/office/word/2010/wordprocessingDrawing" xmlns:wp="http://schemas.openxmlformats.org/drawingml/2006/wordprocessingDrawing" xmlns:w10="urn:schemas-microsoft-com:office:word" xmlns:w="http://schemas.openxmlformats.org/wordprocessingml/2006/main" xmlns:w14="http://schemas.microsoft.com/office/word/2010/wordml" xmlns:w15="http://schemas.microsoft.com/office/word/2012/wordml" xmlns:w16cex="http://schemas.microsoft.com/office/word/2018/wordml/cex" xmlns:w16cid="http://schemas.microsoft.com/office/word/2016/wordml/cid" xmlns:w16="http://schemas.microsoft.com/office/word/2018/wordml" xmlns:w16du="http://schemas.microsoft.com/office/word/2023/wordml/word16du" xmlns:w16sdtdh="http://schemas.microsoft.com/office/word/2020/wordml/sdtdatahash" xmlns:w16sdtfl="http://schemas.microsoft.com/office/word/2024/wordml/sdtformatlock" xmlns:w16se="http://schemas.microsoft.com/office/word/2015/wordml/symex" xmlns:wpg="http://schemas.microsoft.com/office/word/2010/wordprocessingGroup" xmlns:wpi="http://schemas.microsoft.com/office/word/2010/wordprocessingInk" xmlns:wne="http://schemas.microsoft.com/office/word/2006/wordml" xmlns:wps="http://schemas.microsoft.com/office/word/2010/wordprocessingShape" mc:Ignorable="w14 w15 w16se w16cid w16 w16cex w16sdtdh w16sdtfl w16du wp14">
+<w:footnotes xmlns:wpc="http://schemas.microsoft.com/office/word/2010/wordprocessingCanvas" xmlns:cx="http://schemas.microsoft.com/office/drawing/2014/chartex" xmlns:mc="http://schemas.openxmlformats.org/markup-compatibility/2006" xmlns:o="urn:schemas-microsoft-com:office:office" xmlns:r="http://schemas.openxmlformats.org/officeDocument/2006/relationships" xmlns:m="http://schemas.openxmlformats.org/officeDocument/2006/math" xmlns:v="urn:schemas-microsoft-com:vml" xmlns:wp14="http://schemas.microsoft.com/office/word/2010/wordprocessingDrawing" xmlns:wp="http://schemas.openxmlformats.org/drawingml/2006/wordprocessingDrawing" xmlns:w10="urn:schemas-microsoft-com:office:word" xmlns:w="http://schemas.openxmlformats.org/wordprocessingml/2006/main" xmlns:w14="http://schemas.microsoft.com/office/word/2010/wordml" xmlns:w15="http://schemas.microsoft.com/office/word/2012/wordml" xmlns:w16se="http://schemas.microsoft.com/office/word/2015/wordml/symex" xmlns:wpg="http://schemas.microsoft.com/office/word/2010/wordprocessingGroup" xmlns:wpi="http://schemas.microsoft.com/office/word/2010/wordprocessingInk" xmlns:wne="http://schemas.microsoft.com/office/word/2006/wordml" xmlns:wps="http://schemas.microsoft.com/office/word/2010/wordprocessingShape" mc:Ignorable="w14 w15 w16se wp14">
   <w:footnote w:type="separator" w:id="-1">
     <w:p>
       <w:r>
@@ -14080,7 +14100,7 @@
 </file>
 
 <file path=word/header1.xml><?xml version="1.0" encoding="utf-8"?>
-<w:hdr xmlns:wpc="http://schemas.microsoft.com/office/word/2010/wordprocessingCanvas" xmlns:cx="http://schemas.microsoft.com/office/drawing/2014/chartex" xmlns:cx1="http://schemas.microsoft.com/office/drawing/2015/9/8/chartex" xmlns:cx2="http://schemas.microsoft.com/office/drawing/2015/10/21/chartex" xmlns:cx3="http://schemas.microsoft.com/office/drawing/2016/5/9/chartex" xmlns:cx4="http://schemas.microsoft.com/office/drawing/2016/5/10/chartex" xmlns:cx5="http://schemas.microsoft.com/office/drawing/2016/5/11/chartex" xmlns:cx6="http://schemas.microsoft.com/office/drawing/2016/5/12/chartex" xmlns:cx7="http://schemas.microsoft.com/office/drawing/2016/5/13/chartex" xmlns:cx8="http://schemas.microsoft.com/office/drawing/2016/5/14/chartex" xmlns:mc="http://schemas.openxmlformats.org/markup-compatibility/2006" xmlns:aink="http://schemas.microsoft.com/office/drawing/2016/ink" xmlns:am3d="http://schemas.microsoft.com/office/drawing/2017/model3d" xmlns:o="urn:schemas-microsoft-com:office:office" xmlns:oel="http://schemas.microsoft.com/office/2019/extlst" xmlns:r="http://schemas.openxmlformats.org/officeDocument/2006/relationships" xmlns:m="http://schemas.openxmlformats.org/officeDocument/2006/math" xmlns:v="urn:schemas-microsoft-com:vml" xmlns:wp14="http://schemas.microsoft.com/office/word/2010/wordprocessingDrawing" xmlns:wp="http://schemas.openxmlformats.org/drawingml/2006/wordprocessingDrawing" xmlns:w10="urn:schemas-microsoft-com:office:word" xmlns:w="http://schemas.openxmlformats.org/wordprocessingml/2006/main" xmlns:w14="http://schemas.microsoft.com/office/word/2010/wordml" xmlns:w15="http://schemas.microsoft.com/office/word/2012/wordml" xmlns:w16cex="http://schemas.microsoft.com/office/word/2018/wordml/cex" xmlns:w16cid="http://schemas.microsoft.com/office/word/2016/wordml/cid" xmlns:w16="http://schemas.microsoft.com/office/word/2018/wordml" xmlns:w16du="http://schemas.microsoft.com/office/word/2023/wordml/word16du" xmlns:w16sdtdh="http://schemas.microsoft.com/office/word/2020/wordml/sdtdatahash" xmlns:w16sdtfl="http://schemas.microsoft.com/office/word/2024/wordml/sdtformatlock" xmlns:w16se="http://schemas.microsoft.com/office/word/2015/wordml/symex" xmlns:wpg="http://schemas.microsoft.com/office/word/2010/wordprocessingGroup" xmlns:wpi="http://schemas.microsoft.com/office/word/2010/wordprocessingInk" xmlns:wne="http://schemas.microsoft.com/office/word/2006/wordml" xmlns:wps="http://schemas.microsoft.com/office/word/2010/wordprocessingShape" mc:Ignorable="w14 w15 w16se w16cid w16 w16cex w16sdtdh w16sdtfl w16du wp14">
+<w:hdr xmlns:wpc="http://schemas.microsoft.com/office/word/2010/wordprocessingCanvas" xmlns:cx="http://schemas.microsoft.com/office/drawing/2014/chartex" xmlns:mc="http://schemas.openxmlformats.org/markup-compatibility/2006" xmlns:o="urn:schemas-microsoft-com:office:office" xmlns:r="http://schemas.openxmlformats.org/officeDocument/2006/relationships" xmlns:m="http://schemas.openxmlformats.org/officeDocument/2006/math" xmlns:v="urn:schemas-microsoft-com:vml" xmlns:wp14="http://schemas.microsoft.com/office/word/2010/wordprocessingDrawing" xmlns:wp="http://schemas.openxmlformats.org/drawingml/2006/wordprocessingDrawing" xmlns:w10="urn:schemas-microsoft-com:office:word" xmlns:w="http://schemas.openxmlformats.org/wordprocessingml/2006/main" xmlns:w14="http://schemas.microsoft.com/office/word/2010/wordml" xmlns:w15="http://schemas.microsoft.com/office/word/2012/wordml" xmlns:w16se="http://schemas.microsoft.com/office/word/2015/wordml/symex" xmlns:wpg="http://schemas.microsoft.com/office/word/2010/wordprocessingGroup" xmlns:wpi="http://schemas.microsoft.com/office/word/2010/wordprocessingInk" xmlns:wne="http://schemas.microsoft.com/office/word/2006/wordml" xmlns:wps="http://schemas.microsoft.com/office/word/2010/wordprocessingShape" mc:Ignorable="w14 w15 w16se wp14">
   <w:p>
     <w:pPr>
       <w:pStyle w:val="a4"/>
@@ -14131,7 +14151,7 @@
 </file>
 
 <file path=word/numbering.xml><?xml version="1.0" encoding="utf-8"?>
-<w:numbering xmlns:wpc="http://schemas.microsoft.com/office/word/2010/wordprocessingCanvas" xmlns:cx="http://schemas.microsoft.com/office/drawing/2014/chartex" xmlns:cx1="http://schemas.microsoft.com/office/drawing/2015/9/8/chartex" xmlns:cx2="http://schemas.microsoft.com/office/drawing/2015/10/21/chartex" xmlns:cx3="http://schemas.microsoft.com/office/drawing/2016/5/9/chartex" xmlns:cx4="http://schemas.microsoft.com/office/drawing/2016/5/10/chartex" xmlns:cx5="http://schemas.microsoft.com/office/drawing/2016/5/11/chartex" xmlns:cx6="http://schemas.microsoft.com/office/drawing/2016/5/12/chartex" xmlns:cx7="http://schemas.microsoft.com/office/drawing/2016/5/13/chartex" xmlns:cx8="http://schemas.microsoft.com/office/drawing/2016/5/14/chartex" xmlns:mc="http://schemas.openxmlformats.org/markup-compatibility/2006" xmlns:aink="http://schemas.microsoft.com/office/drawing/2016/ink" xmlns:am3d="http://schemas.microsoft.com/office/drawing/2017/model3d" xmlns:o="urn:schemas-microsoft-com:office:office" xmlns:oel="http://schemas.microsoft.com/office/2019/extlst" xmlns:r="http://schemas.openxmlformats.org/officeDocument/2006/relationships" xmlns:m="http://schemas.openxmlformats.org/officeDocument/2006/math" xmlns:v="urn:schemas-microsoft-com:vml" xmlns:wp14="http://schemas.microsoft.com/office/word/2010/wordprocessingDrawing" xmlns:wp="http://schemas.openxmlformats.org/drawingml/2006/wordprocessingDrawing" xmlns:w10="urn:schemas-microsoft-com:office:word" xmlns:w="http://schemas.openxmlformats.org/wordprocessingml/2006/main" xmlns:w14="http://schemas.microsoft.com/office/word/2010/wordml" xmlns:w15="http://schemas.microsoft.com/office/word/2012/wordml" xmlns:w16cex="http://schemas.microsoft.com/office/word/2018/wordml/cex" xmlns:w16cid="http://schemas.microsoft.com/office/word/2016/wordml/cid" xmlns:w16="http://schemas.microsoft.com/office/word/2018/wordml" xmlns:w16du="http://schemas.microsoft.com/office/word/2023/wordml/word16du" xmlns:w16sdtdh="http://schemas.microsoft.com/office/word/2020/wordml/sdtdatahash" xmlns:w16sdtfl="http://schemas.microsoft.com/office/word/2024/wordml/sdtformatlock" xmlns:w16se="http://schemas.microsoft.com/office/word/2015/wordml/symex" xmlns:wpg="http://schemas.microsoft.com/office/word/2010/wordprocessingGroup" xmlns:wpi="http://schemas.microsoft.com/office/word/2010/wordprocessingInk" xmlns:wne="http://schemas.microsoft.com/office/word/2006/wordml" xmlns:wps="http://schemas.microsoft.com/office/word/2010/wordprocessingShape" mc:Ignorable="w14 w15 w16se w16cid w16 w16cex w16sdtdh w16sdtfl w16du wp14">
+<w:numbering xmlns:wpc="http://schemas.microsoft.com/office/word/2010/wordprocessingCanvas" xmlns:cx="http://schemas.microsoft.com/office/drawing/2014/chartex" xmlns:mc="http://schemas.openxmlformats.org/markup-compatibility/2006" xmlns:o="urn:schemas-microsoft-com:office:office" xmlns:r="http://schemas.openxmlformats.org/officeDocument/2006/relationships" xmlns:m="http://schemas.openxmlformats.org/officeDocument/2006/math" xmlns:v="urn:schemas-microsoft-com:vml" xmlns:wp14="http://schemas.microsoft.com/office/word/2010/wordprocessingDrawing" xmlns:wp="http://schemas.openxmlformats.org/drawingml/2006/wordprocessingDrawing" xmlns:w10="urn:schemas-microsoft-com:office:word" xmlns:w="http://schemas.openxmlformats.org/wordprocessingml/2006/main" xmlns:w14="http://schemas.microsoft.com/office/word/2010/wordml" xmlns:w15="http://schemas.microsoft.com/office/word/2012/wordml" xmlns:w16se="http://schemas.microsoft.com/office/word/2015/wordml/symex" xmlns:wpg="http://schemas.microsoft.com/office/word/2010/wordprocessingGroup" xmlns:wpi="http://schemas.microsoft.com/office/word/2010/wordprocessingInk" xmlns:wne="http://schemas.microsoft.com/office/word/2006/wordml" xmlns:wps="http://schemas.microsoft.com/office/word/2010/wordprocessingShape" mc:Ignorable="w14 w15 w16se wp14">
   <w:abstractNum w:abstractNumId="0" w15:restartNumberingAfterBreak="0">
     <w:nsid w:val="0ABD2065"/>
     <w:multiLevelType w:val="hybridMultilevel"/>
@@ -18194,94 +18214,94 @@
       </w:rPr>
     </w:lvl>
   </w:abstractNum>
-  <w:num w:numId="1" w16cid:durableId="825054976">
+  <w:num w:numId="1">
     <w:abstractNumId w:val="23"/>
   </w:num>
-  <w:num w:numId="2" w16cid:durableId="575092097">
+  <w:num w:numId="2">
     <w:abstractNumId w:val="19"/>
   </w:num>
-  <w:num w:numId="3" w16cid:durableId="1972595095">
+  <w:num w:numId="3">
     <w:abstractNumId w:val="29"/>
   </w:num>
-  <w:num w:numId="4" w16cid:durableId="1987274404">
+  <w:num w:numId="4">
     <w:abstractNumId w:val="24"/>
   </w:num>
-  <w:num w:numId="5" w16cid:durableId="937064066">
+  <w:num w:numId="5">
     <w:abstractNumId w:val="30"/>
   </w:num>
-  <w:num w:numId="6" w16cid:durableId="587614487">
+  <w:num w:numId="6">
     <w:abstractNumId w:val="16"/>
   </w:num>
-  <w:num w:numId="7" w16cid:durableId="1671449769">
+  <w:num w:numId="7">
     <w:abstractNumId w:val="16"/>
   </w:num>
-  <w:num w:numId="8" w16cid:durableId="526412661">
+  <w:num w:numId="8">
     <w:abstractNumId w:val="2"/>
   </w:num>
-  <w:num w:numId="9" w16cid:durableId="1562132735">
+  <w:num w:numId="9">
     <w:abstractNumId w:val="39"/>
   </w:num>
-  <w:num w:numId="10" w16cid:durableId="427314433">
+  <w:num w:numId="10">
     <w:abstractNumId w:val="18"/>
   </w:num>
-  <w:num w:numId="11" w16cid:durableId="900755970">
+  <w:num w:numId="11">
     <w:abstractNumId w:val="37"/>
   </w:num>
-  <w:num w:numId="12" w16cid:durableId="267548852">
+  <w:num w:numId="12">
     <w:abstractNumId w:val="17"/>
   </w:num>
-  <w:num w:numId="13" w16cid:durableId="373695463">
+  <w:num w:numId="13">
     <w:abstractNumId w:val="8"/>
   </w:num>
-  <w:num w:numId="14" w16cid:durableId="1370032820">
+  <w:num w:numId="14">
     <w:abstractNumId w:val="6"/>
   </w:num>
-  <w:num w:numId="15" w16cid:durableId="432210381">
+  <w:num w:numId="15">
     <w:abstractNumId w:val="7"/>
   </w:num>
-  <w:num w:numId="16" w16cid:durableId="199173073">
+  <w:num w:numId="16">
     <w:abstractNumId w:val="5"/>
   </w:num>
-  <w:num w:numId="17" w16cid:durableId="1101335548">
+  <w:num w:numId="17">
     <w:abstractNumId w:val="38"/>
   </w:num>
-  <w:num w:numId="18" w16cid:durableId="1500192238">
+  <w:num w:numId="18">
     <w:abstractNumId w:val="22"/>
   </w:num>
-  <w:num w:numId="19" w16cid:durableId="1771197624">
+  <w:num w:numId="19">
     <w:abstractNumId w:val="34"/>
   </w:num>
-  <w:num w:numId="20" w16cid:durableId="1651522896">
+  <w:num w:numId="20">
     <w:abstractNumId w:val="35"/>
   </w:num>
-  <w:num w:numId="21" w16cid:durableId="2121953949">
+  <w:num w:numId="21">
     <w:abstractNumId w:val="11"/>
   </w:num>
-  <w:num w:numId="22" w16cid:durableId="688024246">
+  <w:num w:numId="22">
     <w:abstractNumId w:val="20"/>
   </w:num>
-  <w:num w:numId="23" w16cid:durableId="78792188">
+  <w:num w:numId="23">
     <w:abstractNumId w:val="9"/>
   </w:num>
-  <w:num w:numId="24" w16cid:durableId="941650423">
+  <w:num w:numId="24">
     <w:abstractNumId w:val="3"/>
   </w:num>
-  <w:num w:numId="25" w16cid:durableId="17975201">
+  <w:num w:numId="25">
     <w:abstractNumId w:val="14"/>
   </w:num>
-  <w:num w:numId="26" w16cid:durableId="1997950474">
+  <w:num w:numId="26">
     <w:abstractNumId w:val="28"/>
   </w:num>
-  <w:num w:numId="27" w16cid:durableId="1978139985">
+  <w:num w:numId="27">
     <w:abstractNumId w:val="33"/>
   </w:num>
-  <w:num w:numId="28" w16cid:durableId="244803330">
+  <w:num w:numId="28">
     <w:abstractNumId w:val="27"/>
   </w:num>
-  <w:num w:numId="29" w16cid:durableId="1993093921">
+  <w:num w:numId="29">
     <w:abstractNumId w:val="31"/>
   </w:num>
-  <w:num w:numId="30" w16cid:durableId="1938899719">
+  <w:num w:numId="30">
     <w:abstractNumId w:val="26"/>
     <w:lvlOverride w:ilvl="0">
       <w:startOverride w:val="1"/>
@@ -18311,50 +18331,50 @@
       <w:startOverride w:val="1"/>
     </w:lvlOverride>
   </w:num>
-  <w:num w:numId="31" w16cid:durableId="757212084">
+  <w:num w:numId="31">
     <w:abstractNumId w:val="10"/>
   </w:num>
-  <w:num w:numId="32" w16cid:durableId="1769082251">
+  <w:num w:numId="32">
     <w:abstractNumId w:val="26"/>
   </w:num>
-  <w:num w:numId="33" w16cid:durableId="1707170857">
+  <w:num w:numId="33">
     <w:abstractNumId w:val="4"/>
   </w:num>
-  <w:num w:numId="34" w16cid:durableId="2077509984">
+  <w:num w:numId="34">
     <w:abstractNumId w:val="25"/>
   </w:num>
-  <w:num w:numId="35" w16cid:durableId="1898583586">
+  <w:num w:numId="35">
     <w:abstractNumId w:val="40"/>
   </w:num>
-  <w:num w:numId="36" w16cid:durableId="68234527">
+  <w:num w:numId="36">
     <w:abstractNumId w:val="32"/>
   </w:num>
-  <w:num w:numId="37" w16cid:durableId="435440227">
+  <w:num w:numId="37">
     <w:abstractNumId w:val="13"/>
   </w:num>
-  <w:num w:numId="38" w16cid:durableId="59258156">
+  <w:num w:numId="38">
     <w:abstractNumId w:val="12"/>
   </w:num>
-  <w:num w:numId="39" w16cid:durableId="987904361">
+  <w:num w:numId="39">
     <w:abstractNumId w:val="21"/>
   </w:num>
-  <w:num w:numId="40" w16cid:durableId="935477542">
+  <w:num w:numId="40">
     <w:abstractNumId w:val="0"/>
   </w:num>
-  <w:num w:numId="41" w16cid:durableId="621963010">
+  <w:num w:numId="41">
     <w:abstractNumId w:val="1"/>
   </w:num>
-  <w:num w:numId="42" w16cid:durableId="1981809028">
+  <w:num w:numId="42">
     <w:abstractNumId w:val="15"/>
   </w:num>
-  <w:num w:numId="43" w16cid:durableId="1165584243">
+  <w:num w:numId="43">
     <w:abstractNumId w:val="36"/>
   </w:num>
 </w:numbering>
 </file>
 
 <file path=word/styles.xml><?xml version="1.0" encoding="utf-8"?>
-<w:styles xmlns:mc="http://schemas.openxmlformats.org/markup-compatibility/2006" xmlns:r="http://schemas.openxmlformats.org/officeDocument/2006/relationships" xmlns:w="http://schemas.openxmlformats.org/wordprocessingml/2006/main" xmlns:w14="http://schemas.microsoft.com/office/word/2010/wordml" xmlns:w15="http://schemas.microsoft.com/office/word/2012/wordml" xmlns:w16cex="http://schemas.microsoft.com/office/word/2018/wordml/cex" xmlns:w16cid="http://schemas.microsoft.com/office/word/2016/wordml/cid" xmlns:w16="http://schemas.microsoft.com/office/word/2018/wordml" xmlns:w16du="http://schemas.microsoft.com/office/word/2023/wordml/word16du" xmlns:w16sdtdh="http://schemas.microsoft.com/office/word/2020/wordml/sdtdatahash" xmlns:w16sdtfl="http://schemas.microsoft.com/office/word/2024/wordml/sdtformatlock" xmlns:w16se="http://schemas.microsoft.com/office/word/2015/wordml/symex" mc:Ignorable="w14 w15 w16se w16cid w16 w16cex w16sdtdh w16sdtfl w16du">
+<w:styles xmlns:mc="http://schemas.openxmlformats.org/markup-compatibility/2006" xmlns:r="http://schemas.openxmlformats.org/officeDocument/2006/relationships" xmlns:w="http://schemas.openxmlformats.org/wordprocessingml/2006/main" xmlns:w14="http://schemas.microsoft.com/office/word/2010/wordml" xmlns:w15="http://schemas.microsoft.com/office/word/2012/wordml" xmlns:w16se="http://schemas.microsoft.com/office/word/2015/wordml/symex" mc:Ignorable="w14 w15 w16se">
   <w:docDefaults>
     <w:rPrDefault>
       <w:rPr>
@@ -18369,7 +18389,7 @@
       </w:pPr>
     </w:pPrDefault>
   </w:docDefaults>
-  <w:latentStyles w:defLockedState="0" w:defUIPriority="99" w:defSemiHidden="0" w:defUnhideWhenUsed="0" w:defQFormat="0" w:count="376">
+  <w:latentStyles w:defLockedState="0" w:defUIPriority="99" w:defSemiHidden="0" w:defUnhideWhenUsed="0" w:defQFormat="0" w:count="371">
     <w:lsdException w:name="Normal" w:uiPriority="0" w:qFormat="1"/>
     <w:lsdException w:name="heading 1" w:uiPriority="9" w:qFormat="1"/>
     <w:lsdException w:name="heading 2" w:semiHidden="1" w:uiPriority="9" w:unhideWhenUsed="1" w:qFormat="1"/>
@@ -18741,11 +18761,6 @@
     <w:lsdException w:name="List Table 5 Dark Accent 6" w:uiPriority="50"/>
     <w:lsdException w:name="List Table 6 Colorful Accent 6" w:uiPriority="51"/>
     <w:lsdException w:name="List Table 7 Colorful Accent 6" w:uiPriority="52"/>
-    <w:lsdException w:name="Mention" w:semiHidden="1" w:unhideWhenUsed="1"/>
-    <w:lsdException w:name="Smart Hyperlink" w:semiHidden="1" w:unhideWhenUsed="1"/>
-    <w:lsdException w:name="Hashtag" w:semiHidden="1" w:unhideWhenUsed="1"/>
-    <w:lsdException w:name="Unresolved Mention" w:semiHidden="1" w:unhideWhenUsed="1"/>
-    <w:lsdException w:name="Smart Link" w:semiHidden="1" w:unhideWhenUsed="1"/>
   </w:latentStyles>
   <w:style w:type="paragraph" w:default="1" w:styleId="a">
     <w:name w:val="Normal"/>
@@ -19008,7 +19023,7 @@
       <w:szCs w:val="24"/>
     </w:rPr>
   </w:style>
-  <w:style w:type="character" w:styleId="af4">
+  <w:style w:type="character" w:customStyle="1" w:styleId="UnresolvedMention">
     <w:name w:val="Unresolved Mention"/>
     <w:basedOn w:val="a0"/>
     <w:uiPriority w:val="99"/>
@@ -19020,7 +19035,7 @@
       <w:shd w:val="clear" w:color="auto" w:fill="E1DFDD"/>
     </w:rPr>
   </w:style>
-  <w:style w:type="table" w:styleId="af5">
+  <w:style w:type="table" w:styleId="af4">
     <w:name w:val="Table Grid"/>
     <w:basedOn w:val="a1"/>
     <w:uiPriority w:val="39"/>
@@ -19036,7 +19051,7 @@
       </w:tblBorders>
     </w:tblPr>
   </w:style>
-  <w:style w:type="paragraph" w:styleId="af6">
+  <w:style w:type="paragraph" w:styleId="af5">
     <w:name w:val="caption"/>
     <w:basedOn w:val="a"/>
     <w:next w:val="a"/>
